--- a/WebContent/docx/PD-L1报告.docx
+++ b/WebContent/docx/PD-L1报告.docx
@@ -79,6 +79,12 @@
             <w:insideH w:val="none" w:color="auto" w:sz="0" w:space="0"/>
             <w:insideV w:val="none" w:color="auto" w:sz="0" w:space="0"/>
           </w:tblBorders>
+          <w:tblCellMar>
+            <w:top w:w="0" w:type="dxa"/>
+            <w:left w:w="108" w:type="dxa"/>
+            <w:bottom w:w="0" w:type="dxa"/>
+            <w:right w:w="108" w:type="dxa"/>
+          </w:tblCellMar>
         </w:tblPrEx>
         <w:trPr>
           <w:trHeight w:val="478" w:hRule="atLeast"/>
@@ -1885,8 +1891,8 @@
                 <w:rFonts w:hint="eastAsia" w:ascii="Calibri" w:hAnsi="Calibri" w:eastAsia="宋体" w:cs="Times New Roman"/>
                 <w:b/>
                 <w:color w:val="000000"/>
-                <w:sz w:val="18"/>
-                <w:szCs w:val="18"/>
+                <w:sz w:val="16"/>
+                <w:szCs w:val="16"/>
                 <w:lang w:bidi="ar"/>
               </w:rPr>
               <w:t>{{</w:t>
@@ -1896,8 +1902,8 @@
                 <w:rFonts w:ascii="Calibri" w:hAnsi="Calibri" w:eastAsia="宋体" w:cs="Times New Roman"/>
                 <w:b/>
                 <w:color w:val="000000"/>
-                <w:sz w:val="18"/>
-                <w:szCs w:val="18"/>
+                <w:sz w:val="16"/>
+                <w:szCs w:val="16"/>
                 <w:lang w:bidi="ar"/>
               </w:rPr>
               <w:t xml:space="preserve"> PDInfo</w:t>
@@ -1907,8 +1913,8 @@
                 <w:rFonts w:hint="eastAsia" w:ascii="Calibri" w:hAnsi="Calibri" w:eastAsia="宋体" w:cs="Times New Roman"/>
                 <w:b/>
                 <w:color w:val="000000"/>
-                <w:sz w:val="18"/>
-                <w:szCs w:val="18"/>
+                <w:sz w:val="16"/>
+                <w:szCs w:val="16"/>
                 <w:lang w:bidi="ar"/>
               </w:rPr>
               <w:t>.</w:t>
@@ -1918,8 +1924,8 @@
                 <w:rFonts w:ascii="Calibri" w:hAnsi="Calibri" w:eastAsia="宋体" w:cs="Times New Roman"/>
                 <w:b/>
                 <w:color w:val="000000"/>
-                <w:sz w:val="18"/>
-                <w:szCs w:val="18"/>
+                <w:sz w:val="16"/>
+                <w:szCs w:val="16"/>
                 <w:lang w:bidi="ar"/>
               </w:rPr>
               <w:t>reporter</w:t>
@@ -1929,8 +1935,8 @@
                 <w:rFonts w:hint="eastAsia" w:ascii="Calibri" w:hAnsi="Calibri" w:eastAsia="宋体" w:cs="Times New Roman"/>
                 <w:b/>
                 <w:color w:val="000000"/>
-                <w:sz w:val="18"/>
-                <w:szCs w:val="18"/>
+                <w:sz w:val="16"/>
+                <w:szCs w:val="16"/>
                 <w:lang w:bidi="ar"/>
               </w:rPr>
               <w:t xml:space="preserve"> }}</w:t>
@@ -1964,9 +1970,20 @@
                 <w:color w:val="000000"/>
                 <w:sz w:val="16"/>
                 <w:szCs w:val="16"/>
+                <w:lang w:val="en-US" w:eastAsia="zh-CN" w:bidi="ar"/>
+              </w:rPr>
+              <w:t>复核人</w:t>
+            </w:r>
+            <w:r>
+              <w:rPr>
+                <w:rFonts w:hint="eastAsia" w:ascii="微软雅黑" w:hAnsi="微软雅黑" w:eastAsia="微软雅黑" w:cs="Arial"/>
+                <w:b/>
+                <w:color w:val="000000"/>
+                <w:sz w:val="16"/>
+                <w:szCs w:val="16"/>
                 <w:lang w:bidi="ar"/>
               </w:rPr>
-              <w:t>审核医生：</w:t>
+              <w:t>：</w:t>
             </w:r>
           </w:p>
         </w:tc>
@@ -1981,17 +1998,30 @@
           </w:tcPr>
           <w:p>
             <w:pPr>
-              <w:jc w:val="center"/>
+              <w:jc w:val="left"/>
             </w:pPr>
             <w:r>
               <w:rPr>
-                <w:rFonts w:ascii="Calibri" w:hAnsi="Calibri" w:eastAsia="宋体" w:cs="Arial"/>
+                <w:rFonts w:hint="eastAsia" w:eastAsia="微软雅黑"/>
+                <w:b/>
+                <w:bCs/>
+                <w:sz w:val="16"/>
+                <w:szCs w:val="16"/>
+                <w:lang w:eastAsia="zh-CN"/>
               </w:rPr>
               <w:drawing>
-                <wp:inline distT="0" distB="0" distL="114300" distR="114300">
-                  <wp:extent cx="579120" cy="243840"/>
-                  <wp:effectExtent l="0" t="0" r="0" b="0"/>
-                  <wp:docPr id="3" name="Picture 6"/>
+                <wp:anchor distT="0" distB="0" distL="114300" distR="114300" simplePos="0" relativeHeight="251661312" behindDoc="0" locked="0" layoutInCell="1" allowOverlap="1">
+                  <wp:simplePos x="0" y="0"/>
+                  <wp:positionH relativeFrom="column">
+                    <wp:posOffset>801370</wp:posOffset>
+                  </wp:positionH>
+                  <wp:positionV relativeFrom="paragraph">
+                    <wp:posOffset>-99695</wp:posOffset>
+                  </wp:positionV>
+                  <wp:extent cx="495935" cy="280670"/>
+                  <wp:effectExtent l="0" t="0" r="0" b="9525"/>
+                  <wp:wrapNone/>
+                  <wp:docPr id="8" name="图片 8" descr="王建丽"/>
                   <wp:cNvGraphicFramePr>
                     <a:graphicFrameLocks xmlns:a="http://schemas.openxmlformats.org/drawingml/2006/main" noChangeAspect="1"/>
                   </wp:cNvGraphicFramePr>
@@ -1999,13 +2029,27 @@
                     <a:graphicData uri="http://schemas.openxmlformats.org/drawingml/2006/picture">
                       <pic:pic xmlns:pic="http://schemas.openxmlformats.org/drawingml/2006/picture">
                         <pic:nvPicPr>
-                          <pic:cNvPr id="3" name="Picture 6"/>
+                          <pic:cNvPr id="8" name="图片 8" descr="王建丽"/>
                           <pic:cNvPicPr>
                             <a:picLocks noChangeAspect="1"/>
                           </pic:cNvPicPr>
                         </pic:nvPicPr>
                         <pic:blipFill>
-                          <a:blip r:embed="rId7"/>
+                          <a:blip r:embed="rId7">
+                            <a:clrChange>
+                              <a:clrFrom>
+                                <a:srgbClr val="FFFFFF">
+                                  <a:alpha val="100000"/>
+                                </a:srgbClr>
+                              </a:clrFrom>
+                              <a:clrTo>
+                                <a:srgbClr val="FFFFFF">
+                                  <a:alpha val="100000"/>
+                                  <a:alpha val="0"/>
+                                </a:srgbClr>
+                              </a:clrTo>
+                            </a:clrChange>
+                          </a:blip>
                           <a:stretch>
                             <a:fillRect/>
                           </a:stretch>
@@ -2013,21 +2057,28 @@
                         <pic:spPr>
                           <a:xfrm>
                             <a:off x="0" y="0"/>
-                            <a:ext cx="579120" cy="243840"/>
+                            <a:ext cx="495935" cy="280670"/>
                           </a:xfrm>
                           <a:prstGeom prst="rect">
                             <a:avLst/>
                           </a:prstGeom>
-                          <a:noFill/>
-                          <a:ln>
-                            <a:noFill/>
-                          </a:ln>
                         </pic:spPr>
                       </pic:pic>
                     </a:graphicData>
                   </a:graphic>
-                </wp:inline>
+                </wp:anchor>
               </w:drawing>
+            </w:r>
+            <w:r>
+              <w:rPr>
+                <w:rFonts w:hint="eastAsia" w:eastAsia="微软雅黑"/>
+                <w:b/>
+                <w:bCs/>
+                <w:sz w:val="16"/>
+                <w:szCs w:val="16"/>
+                <w:lang w:eastAsia="zh-CN"/>
+              </w:rPr>
+              <w:t>临检所复核人，</w:t>
             </w:r>
           </w:p>
         </w:tc>
@@ -2163,6 +2214,8 @@
           <w:cols w:space="720" w:num="1"/>
         </w:sectPr>
       </w:pPr>
+      <w:bookmarkStart w:id="0" w:name="_GoBack"/>
+      <w:bookmarkEnd w:id="0"/>
     </w:p>
     <w:tbl>
       <w:tblPr>
@@ -3718,8 +3771,6 @@
           <w:szCs w:val="24"/>
         </w:rPr>
       </w:pPr>
-      <w:bookmarkStart w:id="0" w:name="_GoBack"/>
-      <w:bookmarkEnd w:id="0"/>
     </w:p>
     <w:sectPr>
       <w:headerReference r:id="rId4" w:type="default"/>
@@ -7907,7 +7958,6 @@
 <s:customData xmlns="http://www.wps.cn/officeDocument/2013/wpsCustomData" xmlns:s="http://www.wps.cn/officeDocument/2013/wpsCustomData">
   <customSectProps>
     <customSectPr/>
-    <customSectPr/>
   </customSectProps>
   <customShpExts>
     <customShpInfo spid="_x0000_s1026" textRotate="1"/>

--- a/WebContent/docx/PD-L1报告.docx
+++ b/WebContent/docx/PD-L1报告.docx
@@ -2013,10 +2013,10 @@
                 <wp:anchor distT="0" distB="0" distL="114300" distR="114300" simplePos="0" relativeHeight="251661312" behindDoc="0" locked="0" layoutInCell="1" allowOverlap="1">
                   <wp:simplePos x="0" y="0"/>
                   <wp:positionH relativeFrom="column">
-                    <wp:posOffset>801370</wp:posOffset>
+                    <wp:posOffset>-52070</wp:posOffset>
                   </wp:positionH>
                   <wp:positionV relativeFrom="paragraph">
-                    <wp:posOffset>-99695</wp:posOffset>
+                    <wp:posOffset>-84455</wp:posOffset>
                   </wp:positionV>
                   <wp:extent cx="495935" cy="280670"/>
                   <wp:effectExtent l="0" t="0" r="0" b="9525"/>
@@ -2068,17 +2068,6 @@
                   </a:graphic>
                 </wp:anchor>
               </w:drawing>
-            </w:r>
-            <w:r>
-              <w:rPr>
-                <w:rFonts w:hint="eastAsia" w:eastAsia="微软雅黑"/>
-                <w:b/>
-                <w:bCs/>
-                <w:sz w:val="16"/>
-                <w:szCs w:val="16"/>
-                <w:lang w:eastAsia="zh-CN"/>
-              </w:rPr>
-              <w:t>临检所复核人，</w:t>
             </w:r>
           </w:p>
         </w:tc>

--- a/WebContent/docx/PD-L1报告.docx
+++ b/WebContent/docx/PD-L1报告.docx
@@ -1875,72 +1875,8 @@
                 <w:szCs w:val="16"/>
               </w:rPr>
             </w:pPr>
-            <w:r>
-              <w:rPr>
-                <w:rFonts w:hint="eastAsia" w:ascii="微软雅黑" w:hAnsi="微软雅黑" w:eastAsia="微软雅黑" w:cs="Times New Roman"/>
-                <w:b/>
-                <w:color w:val="000000"/>
-                <w:sz w:val="16"/>
-                <w:szCs w:val="16"/>
-                <w:lang w:bidi="ar"/>
-              </w:rPr>
-              <w:t>检测人：</w:t>
-            </w:r>
-            <w:r>
-              <w:rPr>
-                <w:rFonts w:hint="eastAsia" w:ascii="Calibri" w:hAnsi="Calibri" w:eastAsia="宋体" w:cs="Times New Roman"/>
-                <w:b/>
-                <w:color w:val="000000"/>
-                <w:sz w:val="16"/>
-                <w:szCs w:val="16"/>
-                <w:lang w:bidi="ar"/>
-              </w:rPr>
-              <w:t>{{</w:t>
-            </w:r>
-            <w:r>
-              <w:rPr>
-                <w:rFonts w:ascii="Calibri" w:hAnsi="Calibri" w:eastAsia="宋体" w:cs="Times New Roman"/>
-                <w:b/>
-                <w:color w:val="000000"/>
-                <w:sz w:val="16"/>
-                <w:szCs w:val="16"/>
-                <w:lang w:bidi="ar"/>
-              </w:rPr>
-              <w:t xml:space="preserve"> PDInfo</w:t>
-            </w:r>
-            <w:r>
-              <w:rPr>
-                <w:rFonts w:hint="eastAsia" w:ascii="Calibri" w:hAnsi="Calibri" w:eastAsia="宋体" w:cs="Times New Roman"/>
-                <w:b/>
-                <w:color w:val="000000"/>
-                <w:sz w:val="16"/>
-                <w:szCs w:val="16"/>
-                <w:lang w:bidi="ar"/>
-              </w:rPr>
-              <w:t>.</w:t>
-            </w:r>
-            <w:r>
-              <w:rPr>
-                <w:rFonts w:ascii="Calibri" w:hAnsi="Calibri" w:eastAsia="宋体" w:cs="Times New Roman"/>
-                <w:b/>
-                <w:color w:val="000000"/>
-                <w:sz w:val="16"/>
-                <w:szCs w:val="16"/>
-                <w:lang w:bidi="ar"/>
-              </w:rPr>
-              <w:t>reporter</w:t>
-            </w:r>
-            <w:r>
-              <w:rPr>
-                <w:rFonts w:hint="eastAsia" w:ascii="Calibri" w:hAnsi="Calibri" w:eastAsia="宋体" w:cs="Times New Roman"/>
-                <w:b/>
-                <w:color w:val="000000"/>
-                <w:sz w:val="16"/>
-                <w:szCs w:val="16"/>
-                <w:lang w:bidi="ar"/>
-              </w:rPr>
-              <w:t xml:space="preserve"> }}</w:t>
-            </w:r>
+            <w:bookmarkStart w:id="0" w:name="_GoBack"/>
+            <w:bookmarkEnd w:id="0"/>
           </w:p>
         </w:tc>
         <w:tc>
@@ -1963,28 +1899,6 @@
                 <w:szCs w:val="16"/>
               </w:rPr>
             </w:pPr>
-            <w:r>
-              <w:rPr>
-                <w:rFonts w:hint="eastAsia" w:ascii="微软雅黑" w:hAnsi="微软雅黑" w:eastAsia="微软雅黑" w:cs="Arial"/>
-                <w:b/>
-                <w:color w:val="000000"/>
-                <w:sz w:val="16"/>
-                <w:szCs w:val="16"/>
-                <w:lang w:val="en-US" w:eastAsia="zh-CN" w:bidi="ar"/>
-              </w:rPr>
-              <w:t>复核人</w:t>
-            </w:r>
-            <w:r>
-              <w:rPr>
-                <w:rFonts w:hint="eastAsia" w:ascii="微软雅黑" w:hAnsi="微软雅黑" w:eastAsia="微软雅黑" w:cs="Arial"/>
-                <w:b/>
-                <w:color w:val="000000"/>
-                <w:sz w:val="16"/>
-                <w:szCs w:val="16"/>
-                <w:lang w:bidi="ar"/>
-              </w:rPr>
-              <w:t>：</w:t>
-            </w:r>
           </w:p>
         </w:tc>
         <w:tc>
@@ -2000,75 +1914,6 @@
             <w:pPr>
               <w:jc w:val="left"/>
             </w:pPr>
-            <w:r>
-              <w:rPr>
-                <w:rFonts w:hint="eastAsia" w:eastAsia="微软雅黑"/>
-                <w:b/>
-                <w:bCs/>
-                <w:sz w:val="16"/>
-                <w:szCs w:val="16"/>
-                <w:lang w:eastAsia="zh-CN"/>
-              </w:rPr>
-              <w:drawing>
-                <wp:anchor distT="0" distB="0" distL="114300" distR="114300" simplePos="0" relativeHeight="251661312" behindDoc="0" locked="0" layoutInCell="1" allowOverlap="1">
-                  <wp:simplePos x="0" y="0"/>
-                  <wp:positionH relativeFrom="column">
-                    <wp:posOffset>-52070</wp:posOffset>
-                  </wp:positionH>
-                  <wp:positionV relativeFrom="paragraph">
-                    <wp:posOffset>-84455</wp:posOffset>
-                  </wp:positionV>
-                  <wp:extent cx="495935" cy="280670"/>
-                  <wp:effectExtent l="0" t="0" r="0" b="9525"/>
-                  <wp:wrapNone/>
-                  <wp:docPr id="8" name="图片 8" descr="王建丽"/>
-                  <wp:cNvGraphicFramePr>
-                    <a:graphicFrameLocks xmlns:a="http://schemas.openxmlformats.org/drawingml/2006/main" noChangeAspect="1"/>
-                  </wp:cNvGraphicFramePr>
-                  <a:graphic xmlns:a="http://schemas.openxmlformats.org/drawingml/2006/main">
-                    <a:graphicData uri="http://schemas.openxmlformats.org/drawingml/2006/picture">
-                      <pic:pic xmlns:pic="http://schemas.openxmlformats.org/drawingml/2006/picture">
-                        <pic:nvPicPr>
-                          <pic:cNvPr id="8" name="图片 8" descr="王建丽"/>
-                          <pic:cNvPicPr>
-                            <a:picLocks noChangeAspect="1"/>
-                          </pic:cNvPicPr>
-                        </pic:nvPicPr>
-                        <pic:blipFill>
-                          <a:blip r:embed="rId7">
-                            <a:clrChange>
-                              <a:clrFrom>
-                                <a:srgbClr val="FFFFFF">
-                                  <a:alpha val="100000"/>
-                                </a:srgbClr>
-                              </a:clrFrom>
-                              <a:clrTo>
-                                <a:srgbClr val="FFFFFF">
-                                  <a:alpha val="100000"/>
-                                  <a:alpha val="0"/>
-                                </a:srgbClr>
-                              </a:clrTo>
-                            </a:clrChange>
-                          </a:blip>
-                          <a:stretch>
-                            <a:fillRect/>
-                          </a:stretch>
-                        </pic:blipFill>
-                        <pic:spPr>
-                          <a:xfrm>
-                            <a:off x="0" y="0"/>
-                            <a:ext cx="495935" cy="280670"/>
-                          </a:xfrm>
-                          <a:prstGeom prst="rect">
-                            <a:avLst/>
-                          </a:prstGeom>
-                        </pic:spPr>
-                      </pic:pic>
-                    </a:graphicData>
-                  </a:graphic>
-                </wp:anchor>
-              </w:drawing>
-            </w:r>
           </w:p>
         </w:tc>
         <w:tc>
@@ -2203,8 +2048,6 @@
           <w:cols w:space="720" w:num="1"/>
         </w:sectPr>
       </w:pPr>
-      <w:bookmarkStart w:id="0" w:name="_GoBack"/>
-      <w:bookmarkEnd w:id="0"/>
     </w:p>
     <w:tbl>
       <w:tblPr>

--- a/WebContent/docx/PD-L1报告.docx
+++ b/WebContent/docx/PD-L1报告.docx
@@ -48,9 +48,9 @@
         <w:tblW w:w="10774" w:type="dxa"/>
         <w:jc w:val="center"/>
         <w:tblBorders>
-          <w:top w:val="none" w:color="auto" w:sz="0" w:space="0"/>
+          <w:top w:val="single" w:color="0083C3" w:sz="4" w:space="0"/>
           <w:left w:val="none" w:color="auto" w:sz="0" w:space="0"/>
-          <w:bottom w:val="none" w:color="auto" w:sz="0" w:space="0"/>
+          <w:bottom w:val="single" w:color="0083C3" w:sz="4" w:space="0"/>
           <w:right w:val="none" w:color="auto" w:sz="0" w:space="0"/>
           <w:insideH w:val="none" w:color="auto" w:sz="0" w:space="0"/>
           <w:insideV w:val="none" w:color="auto" w:sz="0" w:space="0"/>
@@ -72,9 +72,9 @@
       <w:tr>
         <w:tblPrEx>
           <w:tblBorders>
-            <w:top w:val="none" w:color="auto" w:sz="0" w:space="0"/>
+            <w:top w:val="single" w:color="0083C3" w:sz="4" w:space="0"/>
             <w:left w:val="none" w:color="auto" w:sz="0" w:space="0"/>
-            <w:bottom w:val="none" w:color="auto" w:sz="0" w:space="0"/>
+            <w:bottom w:val="single" w:color="0083C3" w:sz="4" w:space="0"/>
             <w:right w:val="none" w:color="auto" w:sz="0" w:space="0"/>
             <w:insideH w:val="none" w:color="auto" w:sz="0" w:space="0"/>
             <w:insideV w:val="none" w:color="auto" w:sz="0" w:space="0"/>
@@ -93,9 +93,6 @@
         <w:tc>
           <w:tcPr>
             <w:tcW w:w="3111" w:type="dxa"/>
-            <w:tcBorders>
-              <w:top w:val="single" w:color="62B541" w:sz="4" w:space="0"/>
-            </w:tcBorders>
             <w:vAlign w:val="center"/>
           </w:tcPr>
           <w:p>
@@ -116,9 +113,6 @@
         <w:tc>
           <w:tcPr>
             <w:tcW w:w="2408" w:type="dxa"/>
-            <w:tcBorders>
-              <w:top w:val="single" w:color="62B541" w:sz="4" w:space="0"/>
-            </w:tcBorders>
             <w:vAlign w:val="center"/>
           </w:tcPr>
           <w:p>
@@ -139,9 +133,6 @@
         <w:tc>
           <w:tcPr>
             <w:tcW w:w="1596" w:type="dxa"/>
-            <w:tcBorders>
-              <w:top w:val="single" w:color="62B541" w:sz="4" w:space="0"/>
-            </w:tcBorders>
             <w:vAlign w:val="center"/>
           </w:tcPr>
           <w:p>
@@ -165,9 +156,6 @@
         <w:tc>
           <w:tcPr>
             <w:tcW w:w="3659" w:type="dxa"/>
-            <w:tcBorders>
-              <w:top w:val="single" w:color="62B541" w:sz="4" w:space="0"/>
-            </w:tcBorders>
             <w:vAlign w:val="center"/>
           </w:tcPr>
           <w:p>
@@ -194,9 +182,9 @@
       <w:tr>
         <w:tblPrEx>
           <w:tblBorders>
-            <w:top w:val="none" w:color="auto" w:sz="0" w:space="0"/>
+            <w:top w:val="single" w:color="0083C3" w:sz="4" w:space="0"/>
             <w:left w:val="none" w:color="auto" w:sz="0" w:space="0"/>
-            <w:bottom w:val="none" w:color="auto" w:sz="0" w:space="0"/>
+            <w:bottom w:val="single" w:color="0083C3" w:sz="4" w:space="0"/>
             <w:right w:val="none" w:color="auto" w:sz="0" w:space="0"/>
             <w:insideH w:val="none" w:color="auto" w:sz="0" w:space="0"/>
             <w:insideV w:val="none" w:color="auto" w:sz="0" w:space="0"/>
@@ -323,9 +311,9 @@
       <w:tr>
         <w:tblPrEx>
           <w:tblBorders>
-            <w:top w:val="none" w:color="auto" w:sz="0" w:space="0"/>
+            <w:top w:val="single" w:color="0083C3" w:sz="4" w:space="0"/>
             <w:left w:val="none" w:color="auto" w:sz="0" w:space="0"/>
-            <w:bottom w:val="none" w:color="auto" w:sz="0" w:space="0"/>
+            <w:bottom w:val="single" w:color="0083C3" w:sz="4" w:space="0"/>
             <w:right w:val="none" w:color="auto" w:sz="0" w:space="0"/>
             <w:insideH w:val="none" w:color="auto" w:sz="0" w:space="0"/>
             <w:insideV w:val="none" w:color="auto" w:sz="0" w:space="0"/>
@@ -345,9 +333,6 @@
           <w:tcPr>
             <w:tcW w:w="7115" w:type="dxa"/>
             <w:gridSpan w:val="3"/>
-            <w:tcBorders>
-              <w:bottom w:val="single" w:color="62B541" w:sz="4" w:space="0"/>
-            </w:tcBorders>
             <w:vAlign w:val="center"/>
           </w:tcPr>
           <w:p>
@@ -368,9 +353,6 @@
         <w:tc>
           <w:tcPr>
             <w:tcW w:w="3659" w:type="dxa"/>
-            <w:tcBorders>
-              <w:bottom w:val="single" w:color="62B541" w:sz="4" w:space="0"/>
-            </w:tcBorders>
             <w:vAlign w:val="center"/>
           </w:tcPr>
           <w:p>
@@ -445,12 +427,6 @@
             <w:insideH w:val="single" w:color="62B541" w:sz="4" w:space="0"/>
             <w:insideV w:val="single" w:color="62B541" w:sz="4" w:space="0"/>
           </w:tblBorders>
-          <w:tblCellMar>
-            <w:top w:w="0" w:type="dxa"/>
-            <w:left w:w="108" w:type="dxa"/>
-            <w:bottom w:w="0" w:type="dxa"/>
-            <w:right w:w="108" w:type="dxa"/>
-          </w:tblCellMar>
         </w:tblPrEx>
         <w:trPr>
           <w:jc w:val="center"/>
@@ -458,6 +434,12 @@
         <w:tc>
           <w:tcPr>
             <w:tcW w:w="3431" w:type="dxa"/>
+            <w:tcBorders>
+              <w:top w:val="single" w:color="0083C3" w:sz="12" w:space="0"/>
+              <w:left w:val="nil"/>
+              <w:bottom w:val="single" w:color="0083C3" w:sz="4" w:space="0"/>
+              <w:right w:val="single" w:color="0083C3" w:sz="4" w:space="0"/>
+            </w:tcBorders>
             <w:vAlign w:val="center"/>
           </w:tcPr>
           <w:p>
@@ -506,6 +488,12 @@
         <w:tc>
           <w:tcPr>
             <w:tcW w:w="6775" w:type="dxa"/>
+            <w:tcBorders>
+              <w:top w:val="single" w:color="0083C3" w:sz="12" w:space="0"/>
+              <w:left w:val="single" w:color="0083C3" w:sz="4" w:space="0"/>
+              <w:bottom w:val="single" w:color="0083C3" w:sz="4" w:space="0"/>
+              <w:right w:val="nil"/>
+            </w:tcBorders>
             <w:vAlign w:val="center"/>
           </w:tcPr>
           <w:p>
@@ -563,6 +551,12 @@
           <w:tcPr>
             <w:tcW w:w="10206" w:type="dxa"/>
             <w:gridSpan w:val="2"/>
+            <w:tcBorders>
+              <w:top w:val="single" w:color="0083C3" w:sz="4" w:space="0"/>
+              <w:left w:val="nil"/>
+              <w:bottom w:val="single" w:color="0083C3" w:sz="12" w:space="0"/>
+              <w:right w:val="nil"/>
+            </w:tcBorders>
           </w:tcPr>
           <w:p>
             <w:pPr>
@@ -729,12 +723,12 @@
         <w:tblW w:w="10204" w:type="dxa"/>
         <w:jc w:val="center"/>
         <w:tblBorders>
-          <w:top w:val="single" w:color="62B541" w:sz="4" w:space="0"/>
-          <w:left w:val="single" w:color="62B541" w:sz="4" w:space="0"/>
-          <w:bottom w:val="single" w:color="62B541" w:sz="4" w:space="0"/>
-          <w:right w:val="single" w:color="62B541" w:sz="4" w:space="0"/>
-          <w:insideH w:val="single" w:color="62B541" w:sz="4" w:space="0"/>
-          <w:insideV w:val="single" w:color="62B541" w:sz="4" w:space="0"/>
+          <w:top w:val="single" w:color="0083C3" w:sz="4" w:space="0"/>
+          <w:left w:val="single" w:color="0083C3" w:sz="4" w:space="0"/>
+          <w:bottom w:val="single" w:color="0083C3" w:sz="4" w:space="0"/>
+          <w:right w:val="single" w:color="0083C3" w:sz="4" w:space="0"/>
+          <w:insideH w:val="single" w:color="0083C3" w:sz="4" w:space="0"/>
+          <w:insideV w:val="single" w:color="0083C3" w:sz="4" w:space="0"/>
         </w:tblBorders>
         <w:tblLayout w:type="fixed"/>
         <w:tblCellMar>
@@ -753,12 +747,12 @@
       <w:tr>
         <w:tblPrEx>
           <w:tblBorders>
-            <w:top w:val="single" w:color="62B541" w:sz="4" w:space="0"/>
-            <w:left w:val="single" w:color="62B541" w:sz="4" w:space="0"/>
-            <w:bottom w:val="single" w:color="62B541" w:sz="4" w:space="0"/>
-            <w:right w:val="single" w:color="62B541" w:sz="4" w:space="0"/>
-            <w:insideH w:val="single" w:color="62B541" w:sz="4" w:space="0"/>
-            <w:insideV w:val="single" w:color="62B541" w:sz="4" w:space="0"/>
+            <w:top w:val="single" w:color="0083C3" w:sz="4" w:space="0"/>
+            <w:left w:val="single" w:color="0083C3" w:sz="4" w:space="0"/>
+            <w:bottom w:val="single" w:color="0083C3" w:sz="4" w:space="0"/>
+            <w:right w:val="single" w:color="0083C3" w:sz="4" w:space="0"/>
+            <w:insideH w:val="single" w:color="0083C3" w:sz="4" w:space="0"/>
+            <w:insideV w:val="single" w:color="0083C3" w:sz="4" w:space="0"/>
           </w:tblBorders>
           <w:tblCellMar>
             <w:top w:w="0" w:type="dxa"/>
@@ -774,7 +768,10 @@
         <w:tc>
           <w:tcPr>
             <w:tcW w:w="2194" w:type="dxa"/>
-            <w:shd w:val="clear" w:color="auto" w:fill="62B541"/>
+            <w:tcBorders>
+              <w:bottom w:val="nil"/>
+            </w:tcBorders>
+            <w:shd w:val="clear" w:color="auto" w:fill="0083C3"/>
             <w:vAlign w:val="center"/>
           </w:tcPr>
           <w:p>
@@ -813,7 +810,10 @@
         <w:tc>
           <w:tcPr>
             <w:tcW w:w="2127" w:type="dxa"/>
-            <w:shd w:val="clear" w:color="auto" w:fill="62B541"/>
+            <w:tcBorders>
+              <w:bottom w:val="nil"/>
+            </w:tcBorders>
+            <w:shd w:val="clear" w:color="auto" w:fill="0083C3"/>
             <w:vAlign w:val="center"/>
           </w:tcPr>
           <w:p>
@@ -852,7 +852,10 @@
         <w:tc>
           <w:tcPr>
             <w:tcW w:w="2190" w:type="dxa"/>
-            <w:shd w:val="clear" w:color="auto" w:fill="62B541"/>
+            <w:tcBorders>
+              <w:bottom w:val="nil"/>
+            </w:tcBorders>
+            <w:shd w:val="clear" w:color="auto" w:fill="0083C3"/>
             <w:vAlign w:val="center"/>
           </w:tcPr>
           <w:p>
@@ -891,7 +894,10 @@
         <w:tc>
           <w:tcPr>
             <w:tcW w:w="3693" w:type="dxa"/>
-            <w:shd w:val="clear" w:color="auto" w:fill="62B541"/>
+            <w:tcBorders>
+              <w:bottom w:val="nil"/>
+            </w:tcBorders>
+            <w:shd w:val="clear" w:color="auto" w:fill="0083C3"/>
             <w:vAlign w:val="center"/>
           </w:tcPr>
           <w:p>
@@ -931,12 +937,12 @@
       <w:tr>
         <w:tblPrEx>
           <w:tblBorders>
-            <w:top w:val="single" w:color="62B541" w:sz="4" w:space="0"/>
-            <w:left w:val="single" w:color="62B541" w:sz="4" w:space="0"/>
-            <w:bottom w:val="single" w:color="62B541" w:sz="4" w:space="0"/>
-            <w:right w:val="single" w:color="62B541" w:sz="4" w:space="0"/>
-            <w:insideH w:val="single" w:color="62B541" w:sz="4" w:space="0"/>
-            <w:insideV w:val="single" w:color="62B541" w:sz="4" w:space="0"/>
+            <w:top w:val="single" w:color="0083C3" w:sz="4" w:space="0"/>
+            <w:left w:val="single" w:color="0083C3" w:sz="4" w:space="0"/>
+            <w:bottom w:val="single" w:color="0083C3" w:sz="4" w:space="0"/>
+            <w:right w:val="single" w:color="0083C3" w:sz="4" w:space="0"/>
+            <w:insideH w:val="single" w:color="0083C3" w:sz="4" w:space="0"/>
+            <w:insideV w:val="single" w:color="0083C3" w:sz="4" w:space="0"/>
           </w:tblBorders>
           <w:tblCellMar>
             <w:top w:w="0" w:type="dxa"/>
@@ -953,6 +959,9 @@
           <w:tcPr>
             <w:tcW w:w="2194" w:type="dxa"/>
             <w:vMerge w:val="restart"/>
+            <w:tcBorders>
+              <w:top w:val="nil"/>
+            </w:tcBorders>
             <w:vAlign w:val="center"/>
           </w:tcPr>
           <w:p>
@@ -1012,6 +1021,9 @@
           <w:tcPr>
             <w:tcW w:w="2127" w:type="dxa"/>
             <w:vMerge w:val="restart"/>
+            <w:tcBorders>
+              <w:top w:val="nil"/>
+            </w:tcBorders>
             <w:vAlign w:val="center"/>
           </w:tcPr>
           <w:p>
@@ -1071,6 +1083,9 @@
           <w:tcPr>
             <w:tcW w:w="2190" w:type="dxa"/>
             <w:vMerge w:val="restart"/>
+            <w:tcBorders>
+              <w:top w:val="nil"/>
+            </w:tcBorders>
             <w:vAlign w:val="center"/>
           </w:tcPr>
           <w:p>
@@ -1129,6 +1144,9 @@
         <w:tc>
           <w:tcPr>
             <w:tcW w:w="3693" w:type="dxa"/>
+            <w:tcBorders>
+              <w:top w:val="nil"/>
+            </w:tcBorders>
             <w:vAlign w:val="center"/>
           </w:tcPr>
           <w:p>
@@ -1150,12 +1168,12 @@
       <w:tr>
         <w:tblPrEx>
           <w:tblBorders>
-            <w:top w:val="single" w:color="62B541" w:sz="4" w:space="0"/>
-            <w:left w:val="single" w:color="62B541" w:sz="4" w:space="0"/>
-            <w:bottom w:val="single" w:color="62B541" w:sz="4" w:space="0"/>
-            <w:right w:val="single" w:color="62B541" w:sz="4" w:space="0"/>
-            <w:insideH w:val="single" w:color="62B541" w:sz="4" w:space="0"/>
-            <w:insideV w:val="single" w:color="62B541" w:sz="4" w:space="0"/>
+            <w:top w:val="single" w:color="0083C3" w:sz="4" w:space="0"/>
+            <w:left w:val="single" w:color="0083C3" w:sz="4" w:space="0"/>
+            <w:bottom w:val="single" w:color="0083C3" w:sz="4" w:space="0"/>
+            <w:right w:val="single" w:color="0083C3" w:sz="4" w:space="0"/>
+            <w:insideH w:val="single" w:color="0083C3" w:sz="4" w:space="0"/>
+            <w:insideV w:val="single" w:color="0083C3" w:sz="4" w:space="0"/>
           </w:tblBorders>
           <w:tblCellMar>
             <w:top w:w="0" w:type="dxa"/>
@@ -1858,6 +1876,7 @@
           <w:tcPr>
             <w:tcW w:w="3402" w:type="dxa"/>
             <w:tcBorders>
+              <w:bottom w:val="single" w:color="0083C3" w:sz="12" w:space="0"/>
               <w:tl2br w:val="nil"/>
               <w:tr2bl w:val="nil"/>
             </w:tcBorders>
@@ -1875,14 +1894,13 @@
                 <w:szCs w:val="16"/>
               </w:rPr>
             </w:pPr>
-            <w:bookmarkStart w:id="0" w:name="_GoBack"/>
-            <w:bookmarkEnd w:id="0"/>
           </w:p>
         </w:tc>
         <w:tc>
           <w:tcPr>
             <w:tcW w:w="963" w:type="dxa"/>
             <w:tcBorders>
+              <w:bottom w:val="single" w:color="0083C3" w:sz="12" w:space="0"/>
               <w:tl2br w:val="nil"/>
               <w:tr2bl w:val="nil"/>
             </w:tcBorders>
@@ -1905,6 +1923,7 @@
           <w:tcPr>
             <w:tcW w:w="2223" w:type="dxa"/>
             <w:tcBorders>
+              <w:bottom w:val="single" w:color="0083C3" w:sz="12" w:space="0"/>
               <w:tl2br w:val="nil"/>
               <w:tr2bl w:val="nil"/>
             </w:tcBorders>
@@ -1920,6 +1939,7 @@
           <w:tcPr>
             <w:tcW w:w="3118" w:type="dxa"/>
             <w:tcBorders>
+              <w:bottom w:val="single" w:color="0083C3" w:sz="12" w:space="0"/>
               <w:tl2br w:val="nil"/>
               <w:tr2bl w:val="nil"/>
             </w:tcBorders>
@@ -1970,6 +1990,7 @@
             <w:tcW w:w="9706" w:type="dxa"/>
             <w:gridSpan w:val="4"/>
             <w:tcBorders>
+              <w:top w:val="single" w:color="0083C3" w:sz="12" w:space="0"/>
               <w:tl2br w:val="nil"/>
               <w:tr2bl w:val="nil"/>
             </w:tcBorders>
@@ -2062,7 +2083,7 @@
           <w:insideH w:val="single" w:color="365F91" w:sz="12" w:space="0"/>
           <w:insideV w:val="single" w:color="365F91" w:sz="12" w:space="0"/>
         </w:tblBorders>
-        <w:shd w:val="clear" w:color="auto" w:fill="62B541"/>
+        <w:shd w:val="clear" w:color="auto" w:fill="0083C3"/>
         <w:tblLayout w:type="fixed"/>
         <w:tblCellMar>
           <w:top w:w="0" w:type="dxa"/>
@@ -2084,7 +2105,7 @@
             <w:insideH w:val="single" w:color="365F91" w:sz="12" w:space="0"/>
             <w:insideV w:val="single" w:color="365F91" w:sz="12" w:space="0"/>
           </w:tblBorders>
-          <w:shd w:val="clear" w:color="auto" w:fill="62B541"/>
+          <w:shd w:val="clear" w:color="auto" w:fill="0083C3"/>
           <w:tblCellMar>
             <w:top w:w="0" w:type="dxa"/>
             <w:left w:w="108" w:type="dxa"/>
@@ -2105,7 +2126,7 @@
               <w:bottom w:val="nil"/>
               <w:right w:val="nil"/>
             </w:tcBorders>
-            <w:shd w:val="clear" w:color="auto" w:fill="62B541"/>
+            <w:shd w:val="clear" w:color="auto" w:fill="0083C3"/>
             <w:vAlign w:val="center"/>
           </w:tcPr>
           <w:p>
@@ -2252,7 +2273,7 @@
         <w:jc w:val="left"/>
         <w:rPr>
           <w:rFonts w:eastAsia="微软雅黑"/>
-          <w:color w:val="62B541"/>
+          <w:color w:val="0083C3"/>
           <w:sz w:val="24"/>
           <w:szCs w:val="24"/>
         </w:rPr>
@@ -2260,7 +2281,7 @@
       <w:r>
         <w:rPr>
           <w:rFonts w:hint="eastAsia" w:eastAsia="微软雅黑"/>
-          <w:color w:val="62B541"/>
+          <w:color w:val="0083C3"/>
           <w:sz w:val="24"/>
           <w:szCs w:val="24"/>
         </w:rPr>
@@ -2269,7 +2290,7 @@
       <w:r>
         <w:rPr>
           <w:rFonts w:eastAsia="微软雅黑"/>
-          <w:color w:val="62B541"/>
+          <w:color w:val="0083C3"/>
           <w:sz w:val="24"/>
           <w:szCs w:val="24"/>
         </w:rPr>
@@ -2791,7 +2812,7 @@
           <w:rFonts w:ascii="Calibri" w:hAnsi="Calibri" w:eastAsia="微软雅黑" w:cs="宋体"/>
           <w:b/>
           <w:bCs/>
-          <w:color w:val="62B541"/>
+          <w:color w:val="0083C3"/>
           <w:kern w:val="44"/>
           <w:sz w:val="24"/>
           <w:szCs w:val="24"/>
@@ -2802,7 +2823,7 @@
           <w:rFonts w:hint="eastAsia" w:ascii="Calibri" w:hAnsi="Calibri" w:eastAsia="微软雅黑" w:cs="宋体"/>
           <w:b/>
           <w:bCs/>
-          <w:color w:val="62B541"/>
+          <w:color w:val="0083C3"/>
           <w:kern w:val="44"/>
           <w:sz w:val="24"/>
           <w:szCs w:val="24"/>
@@ -2814,7 +2835,7 @@
           <w:rFonts w:ascii="Calibri" w:hAnsi="Calibri" w:eastAsia="微软雅黑" w:cs="宋体"/>
           <w:b/>
           <w:bCs/>
-          <w:color w:val="62B541"/>
+          <w:color w:val="0083C3"/>
           <w:kern w:val="44"/>
           <w:sz w:val="24"/>
           <w:szCs w:val="24"/>
@@ -2826,7 +2847,7 @@
           <w:rFonts w:hint="eastAsia" w:ascii="Calibri" w:hAnsi="Calibri" w:eastAsia="微软雅黑" w:cs="宋体"/>
           <w:b/>
           <w:bCs/>
-          <w:color w:val="62B541"/>
+          <w:color w:val="0083C3"/>
           <w:kern w:val="44"/>
           <w:sz w:val="24"/>
           <w:szCs w:val="24"/>
@@ -2927,7 +2948,7 @@
         <w:ind w:right="288" w:rightChars="137"/>
         <w:rPr>
           <w:rFonts w:eastAsia="微软雅黑"/>
-          <w:color w:val="62B541"/>
+          <w:color w:val="0083C3"/>
           <w:sz w:val="24"/>
           <w:szCs w:val="24"/>
         </w:rPr>
@@ -2935,7 +2956,7 @@
       <w:r>
         <w:rPr>
           <w:rFonts w:hint="eastAsia" w:eastAsia="微软雅黑"/>
-          <w:color w:val="62B541"/>
+          <w:color w:val="0083C3"/>
           <w:sz w:val="24"/>
           <w:szCs w:val="24"/>
         </w:rPr>
@@ -2992,10 +3013,12 @@
           <w:tcPr>
             <w:tcW w:w="2043" w:type="dxa"/>
             <w:tcBorders>
+              <w:top w:val="nil"/>
+              <w:left w:val="nil"/>
               <w:bottom w:val="nil"/>
               <w:right w:val="single" w:color="FFFFFF" w:themeColor="background1" w:sz="18" w:space="0"/>
             </w:tcBorders>
-            <w:shd w:val="clear" w:color="auto" w:fill="62B541"/>
+            <w:shd w:val="clear" w:color="auto" w:fill="0083C3"/>
             <w:vAlign w:val="center"/>
           </w:tcPr>
           <w:p>
@@ -3039,11 +3062,12 @@
           <w:tcPr>
             <w:tcW w:w="2093" w:type="dxa"/>
             <w:tcBorders>
+              <w:top w:val="nil"/>
               <w:left w:val="single" w:color="FFFFFF" w:themeColor="background1" w:sz="18" w:space="0"/>
               <w:bottom w:val="nil"/>
               <w:right w:val="single" w:color="FFFFFF" w:themeColor="background1" w:sz="18" w:space="0"/>
             </w:tcBorders>
-            <w:shd w:val="clear" w:color="auto" w:fill="62B541"/>
+            <w:shd w:val="clear" w:color="auto" w:fill="0083C3"/>
             <w:vAlign w:val="center"/>
           </w:tcPr>
           <w:p>
@@ -3087,10 +3111,12 @@
           <w:tcPr>
             <w:tcW w:w="5504" w:type="dxa"/>
             <w:tcBorders>
+              <w:top w:val="nil"/>
               <w:left w:val="single" w:color="FFFFFF" w:themeColor="background1" w:sz="18" w:space="0"/>
               <w:bottom w:val="nil"/>
+              <w:right w:val="nil"/>
             </w:tcBorders>
-            <w:shd w:val="clear" w:color="auto" w:fill="62B541"/>
+            <w:shd w:val="clear" w:color="auto" w:fill="0083C3"/>
             <w:vAlign w:val="center"/>
           </w:tcPr>
           <w:p>
@@ -3603,6 +3629,8 @@
           <w:szCs w:val="24"/>
         </w:rPr>
       </w:pPr>
+      <w:bookmarkStart w:id="0" w:name="_GoBack"/>
+      <w:bookmarkEnd w:id="0"/>
     </w:p>
     <w:sectPr>
       <w:headerReference r:id="rId4" w:type="default"/>

--- a/WebContent/docx/PD-L1报告.docx
+++ b/WebContent/docx/PD-L1报告.docx
@@ -427,6 +427,12 @@
             <w:insideH w:val="single" w:color="62B541" w:sz="4" w:space="0"/>
             <w:insideV w:val="single" w:color="62B541" w:sz="4" w:space="0"/>
           </w:tblBorders>
+          <w:tblCellMar>
+            <w:top w:w="0" w:type="dxa"/>
+            <w:left w:w="108" w:type="dxa"/>
+            <w:bottom w:w="0" w:type="dxa"/>
+            <w:right w:w="108" w:type="dxa"/>
+          </w:tblCellMar>
         </w:tblPrEx>
         <w:trPr>
           <w:jc w:val="center"/>
@@ -2056,7 +2062,8 @@
           <w:szCs w:val="18"/>
         </w:rPr>
         <w:sectPr>
-          <w:footerReference r:id="rId3" w:type="default"/>
+          <w:headerReference r:id="rId3" w:type="default"/>
+          <w:footerReference r:id="rId4" w:type="default"/>
           <w:pgSz w:w="11910" w:h="16840"/>
           <w:pgMar w:top="1540" w:right="880" w:bottom="920" w:left="1020" w:header="709" w:footer="656" w:gutter="0"/>
           <w:pgBorders>
@@ -2105,7 +2112,6 @@
             <w:insideH w:val="single" w:color="365F91" w:sz="12" w:space="0"/>
             <w:insideV w:val="single" w:color="365F91" w:sz="12" w:space="0"/>
           </w:tblBorders>
-          <w:shd w:val="clear" w:color="auto" w:fill="0083C3"/>
           <w:tblCellMar>
             <w:top w:w="0" w:type="dxa"/>
             <w:left w:w="108" w:type="dxa"/>
@@ -2628,14 +2634,6 @@
       </w:tr>
       <w:tr>
         <w:tblPrEx>
-          <w:tblBorders>
-            <w:top w:val="none" w:color="auto" w:sz="0" w:space="0"/>
-            <w:left w:val="none" w:color="auto" w:sz="0" w:space="0"/>
-            <w:bottom w:val="none" w:color="auto" w:sz="0" w:space="0"/>
-            <w:right w:val="none" w:color="auto" w:sz="0" w:space="0"/>
-            <w:insideH w:val="none" w:color="auto" w:sz="0" w:space="0"/>
-            <w:insideV w:val="none" w:color="auto" w:sz="0" w:space="0"/>
-          </w:tblBorders>
           <w:tblCellMar>
             <w:top w:w="0" w:type="dxa"/>
             <w:left w:w="108" w:type="dxa"/>
@@ -3629,12 +3627,10 @@
           <w:szCs w:val="24"/>
         </w:rPr>
       </w:pPr>
-      <w:bookmarkStart w:id="0" w:name="_GoBack"/>
-      <w:bookmarkEnd w:id="0"/>
     </w:p>
     <w:sectPr>
-      <w:headerReference r:id="rId4" w:type="default"/>
-      <w:footerReference r:id="rId5" w:type="default"/>
+      <w:headerReference r:id="rId5" w:type="default"/>
+      <w:footerReference r:id="rId6" w:type="default"/>
       <w:pgSz w:w="11910" w:h="16840"/>
       <w:pgMar w:top="1540" w:right="880" w:bottom="920" w:left="1020" w:header="709" w:footer="656" w:gutter="0"/>
       <w:pgBorders>
@@ -3912,7 +3908,53 @@
 
 <file path=word/header1.xml><?xml version="1.0" encoding="utf-8"?>
 <w:hdr xmlns:wpc="http://schemas.microsoft.com/office/word/2010/wordprocessingCanvas" xmlns:mc="http://schemas.openxmlformats.org/markup-compatibility/2006" xmlns:o="urn:schemas-microsoft-com:office:office" xmlns:r="http://schemas.openxmlformats.org/officeDocument/2006/relationships" xmlns:m="http://schemas.openxmlformats.org/officeDocument/2006/math" xmlns:v="urn:schemas-microsoft-com:vml" xmlns:wp14="http://schemas.microsoft.com/office/word/2010/wordprocessingDrawing" xmlns:wp="http://schemas.openxmlformats.org/drawingml/2006/wordprocessingDrawing" xmlns:w10="urn:schemas-microsoft-com:office:word" xmlns:w="http://schemas.openxmlformats.org/wordprocessingml/2006/main" xmlns:w14="http://schemas.microsoft.com/office/word/2010/wordml" xmlns:w15="http://schemas.microsoft.com/office/word/2012/wordml" xmlns:wpg="http://schemas.microsoft.com/office/word/2010/wordprocessingGroup" xmlns:wpi="http://schemas.microsoft.com/office/word/2010/wordprocessingInk" xmlns:wne="http://schemas.microsoft.com/office/word/2006/wordml" xmlns:wps="http://schemas.microsoft.com/office/word/2010/wordprocessingShape" xmlns:wpsCustomData="http://www.wps.cn/officeDocument/2013/wpsCustomData" mc:Ignorable="w14 w15 wp14">
-  <w:p/>
+  <w:p>
+    <w:pPr>
+      <w:pStyle w:val="15"/>
+      <w:pBdr>
+        <w:bottom w:val="none" w:color="auto" w:sz="0" w:space="1"/>
+      </w:pBdr>
+    </w:pPr>
+    <w:bookmarkStart w:id="0" w:name="_GoBack"/>
+    <w:bookmarkEnd w:id="0"/>
+    <w:r>
+      <w:rPr>
+        <w:sz w:val="18"/>
+      </w:rPr>
+      <w:pict>
+        <v:shape id="PowerPlusWaterMarkObject291817" o:spid="_x0000_s2049" o:spt="136" type="#_x0000_t136" style="position:absolute;left:0pt;height:48.3pt;width:166.5pt;mso-position-horizontal:center;mso-position-horizontal-relative:margin;mso-position-vertical:center;mso-position-vertical-relative:margin;rotation:-2949120f;z-index:-251655168;mso-width-relative:page;mso-height-relative:page;" fillcolor="#C0C0C0" filled="t" stroked="f" coordsize="21600,21600" adj="10800">
+          <v:path/>
+          <v:fill on="t" color2="#FFFFFF" opacity="32768f" focussize="0,0"/>
+          <v:stroke on="f"/>
+          <v:imagedata o:title=""/>
+          <o:lock v:ext="edit" aspectratio="t"/>
+          <v:textpath on="t" fitshape="t" fitpath="t" trim="t" xscale="f" string="{{ client }}" style="font-family:微软雅黑;font-size:48pt;v-same-letter-heights:f;v-text-align:center;"/>
+        </v:shape>
+      </w:pict>
+    </w:r>
+  </w:p>
+</w:hdr>
+</file>
+
+<file path=word/header2.xml><?xml version="1.0" encoding="utf-8"?>
+<w:hdr xmlns:wpc="http://schemas.microsoft.com/office/word/2010/wordprocessingCanvas" xmlns:mc="http://schemas.openxmlformats.org/markup-compatibility/2006" xmlns:o="urn:schemas-microsoft-com:office:office" xmlns:r="http://schemas.openxmlformats.org/officeDocument/2006/relationships" xmlns:m="http://schemas.openxmlformats.org/officeDocument/2006/math" xmlns:v="urn:schemas-microsoft-com:vml" xmlns:wp14="http://schemas.microsoft.com/office/word/2010/wordprocessingDrawing" xmlns:wp="http://schemas.openxmlformats.org/drawingml/2006/wordprocessingDrawing" xmlns:w10="urn:schemas-microsoft-com:office:word" xmlns:w="http://schemas.openxmlformats.org/wordprocessingml/2006/main" xmlns:w14="http://schemas.microsoft.com/office/word/2010/wordml" xmlns:w15="http://schemas.microsoft.com/office/word/2012/wordml" xmlns:wpg="http://schemas.microsoft.com/office/word/2010/wordprocessingGroup" xmlns:wpi="http://schemas.microsoft.com/office/word/2010/wordprocessingInk" xmlns:wne="http://schemas.microsoft.com/office/word/2006/wordml" xmlns:wps="http://schemas.microsoft.com/office/word/2010/wordprocessingShape" xmlns:wpsCustomData="http://www.wps.cn/officeDocument/2013/wpsCustomData" mc:Ignorable="w14 w15 wp14">
+  <w:p>
+    <w:r>
+      <w:rPr>
+        <w:sz w:val="18"/>
+      </w:rPr>
+      <w:pict>
+        <v:shape id="_x0000_s2050" o:spid="_x0000_s2050" o:spt="136" type="#_x0000_t136" style="position:absolute;left:0pt;height:48.3pt;width:166.5pt;mso-position-horizontal:center;mso-position-horizontal-relative:margin;mso-position-vertical:center;mso-position-vertical-relative:margin;rotation:-2949120f;z-index:-251654144;mso-width-relative:page;mso-height-relative:page;" fillcolor="#C0C0C0" filled="t" stroked="f" coordsize="21600,21600" adj="10800">
+          <v:path/>
+          <v:fill on="t" color2="#FFFFFF" opacity="32768f" focussize="0,0"/>
+          <v:stroke on="f"/>
+          <v:imagedata o:title=""/>
+          <o:lock v:ext="edit" aspectratio="t"/>
+          <v:textpath on="t" fitshape="t" fitpath="t" trim="t" xscale="f" string="{{ client }}" style="font-family:微软雅黑;font-size:48pt;v-same-letter-heights:f;v-text-align:center;"/>
+        </v:shape>
+      </w:pict>
+    </w:r>
+  </w:p>
 </w:hdr>
 </file>
 
@@ -7820,7 +7862,9 @@
     <customSectPr/>
   </customSectProps>
   <customShpExts>
+    <customShpInfo spid="_x0000_s2049"/>
     <customShpInfo spid="_x0000_s1026" textRotate="1"/>
+    <customShpInfo spid="_x0000_s2050"/>
   </customShpExts>
 </s:customData>
 </file>

--- a/WebContent/docx/PD-L1报告.docx
+++ b/WebContent/docx/PD-L1报告.docx
@@ -97,7 +97,7 @@
           </w:tcPr>
           <w:p>
             <w:pPr>
-              <w:pStyle w:val="214"/>
+              <w:pStyle w:val="215"/>
             </w:pPr>
             <w:r>
               <w:t xml:space="preserve">患者姓名： </w:t>
@@ -117,7 +117,7 @@
           </w:tcPr>
           <w:p>
             <w:pPr>
-              <w:pStyle w:val="214"/>
+              <w:pStyle w:val="215"/>
             </w:pPr>
             <w:r>
               <w:t>性别：</w:t>
@@ -137,7 +137,7 @@
           </w:tcPr>
           <w:p>
             <w:pPr>
-              <w:pStyle w:val="214"/>
+              <w:pStyle w:val="215"/>
             </w:pPr>
             <w:r>
               <w:t>年龄：</w:t>
@@ -160,7 +160,7 @@
           </w:tcPr>
           <w:p>
             <w:pPr>
-              <w:pStyle w:val="214"/>
+              <w:pStyle w:val="215"/>
               <w:rPr>
                 <w:rFonts w:hint="default" w:eastAsia="微软雅黑"/>
                 <w:lang w:val="en-US" w:eastAsia="zh-CN"/>
@@ -207,7 +207,7 @@
           </w:tcPr>
           <w:p>
             <w:pPr>
-              <w:pStyle w:val="214"/>
+              <w:pStyle w:val="215"/>
             </w:pPr>
             <w:r>
               <w:t>原样本编号：</w:t>
@@ -227,7 +227,7 @@
           </w:tcPr>
           <w:p>
             <w:pPr>
-              <w:pStyle w:val="214"/>
+              <w:pStyle w:val="215"/>
             </w:pPr>
             <w:r>
               <w:t>病人ID：</w:t>
@@ -265,7 +265,7 @@
           </w:tcPr>
           <w:p>
             <w:pPr>
-              <w:pStyle w:val="214"/>
+              <w:pStyle w:val="215"/>
             </w:pPr>
             <w:r>
               <w:t>采样日期：</w:t>
@@ -285,7 +285,7 @@
           </w:tcPr>
           <w:p>
             <w:pPr>
-              <w:pStyle w:val="214"/>
+              <w:pStyle w:val="215"/>
             </w:pPr>
             <w:r>
               <w:t>送检单位：</w:t>
@@ -337,7 +337,7 @@
           </w:tcPr>
           <w:p>
             <w:pPr>
-              <w:pStyle w:val="214"/>
+              <w:pStyle w:val="215"/>
             </w:pPr>
             <w:r>
               <w:t>原病理/临床诊断：</w:t>
@@ -357,7 +357,7 @@
           </w:tcPr>
           <w:p>
             <w:pPr>
-              <w:pStyle w:val="214"/>
+              <w:pStyle w:val="215"/>
             </w:pPr>
             <w:r>
               <w:t>接收日期：</w:t>
@@ -504,7 +504,7 @@
           </w:tcPr>
           <w:p>
             <w:pPr>
-              <w:pStyle w:val="215"/>
+              <w:pStyle w:val="216"/>
             </w:pPr>
             <w:r>
               <w:rPr>
@@ -566,7 +566,7 @@
           </w:tcPr>
           <w:p>
             <w:pPr>
-              <w:pStyle w:val="228"/>
+              <w:pStyle w:val="229"/>
             </w:pPr>
             <w:r>
               <w:t>镜下描述：</w:t>
@@ -1157,7 +1157,7 @@
           </w:tcPr>
           <w:p>
             <w:pPr>
-              <w:pStyle w:val="217"/>
+              <w:pStyle w:val="218"/>
               <w:rPr>
                 <w:rFonts w:hint="default" w:ascii="Times New Roman" w:hAnsi="Times New Roman" w:cs="Times New Roman"/>
               </w:rPr>
@@ -1254,7 +1254,7 @@
           </w:tcPr>
           <w:p>
             <w:pPr>
-              <w:pStyle w:val="217"/>
+              <w:pStyle w:val="218"/>
               <w:rPr>
                 <w:rFonts w:hint="default" w:ascii="Times New Roman" w:hAnsi="Times New Roman" w:cs="Times New Roman"/>
               </w:rPr>
@@ -1832,7 +1832,7 @@
     </w:p>
     <w:tbl>
       <w:tblPr>
-        <w:tblStyle w:val="230"/>
+        <w:tblStyle w:val="231"/>
         <w:tblpPr w:leftFromText="113" w:rightFromText="113" w:vertAnchor="page" w:tblpXSpec="center" w:tblpY="15027"/>
         <w:tblW w:w="0" w:type="auto"/>
         <w:tblInd w:w="0" w:type="dxa"/>
@@ -1953,7 +1953,7 @@
           </w:tcPr>
           <w:p>
             <w:pPr>
-              <w:pStyle w:val="231"/>
+              <w:pStyle w:val="232"/>
               <w:framePr w:hSpace="0" w:wrap="auto" w:vAnchor="margin" w:hAnchor="text" w:xAlign="left" w:yAlign="inline"/>
             </w:pPr>
             <w:r>
@@ -2112,6 +2112,7 @@
             <w:insideH w:val="single" w:color="365F91" w:sz="12" w:space="0"/>
             <w:insideV w:val="single" w:color="365F91" w:sz="12" w:space="0"/>
           </w:tblBorders>
+          <w:shd w:val="clear" w:color="auto" w:fill="0083C3"/>
           <w:tblCellMar>
             <w:top w:w="0" w:type="dxa"/>
             <w:left w:w="108" w:type="dxa"/>
@@ -2254,7 +2255,7 @@
     </w:tbl>
     <w:p>
       <w:pPr>
-        <w:pStyle w:val="25"/>
+        <w:pStyle w:val="26"/>
         <w:spacing w:line="440" w:lineRule="exact"/>
         <w:ind w:right="288" w:rightChars="137" w:firstLine="0" w:firstLineChars="0"/>
         <w:jc w:val="center"/>
@@ -2634,6 +2635,14 @@
       </w:tr>
       <w:tr>
         <w:tblPrEx>
+          <w:tblBorders>
+            <w:top w:val="none" w:color="auto" w:sz="0" w:space="0"/>
+            <w:left w:val="none" w:color="auto" w:sz="0" w:space="0"/>
+            <w:bottom w:val="none" w:color="auto" w:sz="0" w:space="0"/>
+            <w:right w:val="none" w:color="auto" w:sz="0" w:space="0"/>
+            <w:insideH w:val="none" w:color="auto" w:sz="0" w:space="0"/>
+            <w:insideV w:val="none" w:color="auto" w:sz="0" w:space="0"/>
+          </w:tblBorders>
           <w:tblCellMar>
             <w:top w:w="0" w:type="dxa"/>
             <w:left w:w="108" w:type="dxa"/>
@@ -3021,7 +3030,7 @@
           </w:tcPr>
           <w:p>
             <w:pPr>
-              <w:pStyle w:val="212"/>
+              <w:pStyle w:val="213"/>
               <w:keepNext w:val="0"/>
               <w:keepLines w:val="0"/>
               <w:pageBreakBefore w:val="0"/>
@@ -3070,7 +3079,7 @@
           </w:tcPr>
           <w:p>
             <w:pPr>
-              <w:pStyle w:val="212"/>
+              <w:pStyle w:val="213"/>
               <w:keepNext w:val="0"/>
               <w:keepLines w:val="0"/>
               <w:pageBreakBefore w:val="0"/>
@@ -3119,7 +3128,7 @@
           </w:tcPr>
           <w:p>
             <w:pPr>
-              <w:pStyle w:val="212"/>
+              <w:pStyle w:val="213"/>
               <w:keepNext w:val="0"/>
               <w:keepLines w:val="0"/>
               <w:pageBreakBefore w:val="0"/>
@@ -3189,7 +3198,7 @@
           </w:tcPr>
           <w:p>
             <w:pPr>
-              <w:pStyle w:val="212"/>
+              <w:pStyle w:val="213"/>
               <w:autoSpaceDE w:val="0"/>
               <w:autoSpaceDN w:val="0"/>
               <w:spacing w:before="1"/>
@@ -3248,7 +3257,7 @@
           </w:tcPr>
           <w:p>
             <w:pPr>
-              <w:pStyle w:val="212"/>
+              <w:pStyle w:val="213"/>
               <w:autoSpaceDE w:val="0"/>
               <w:autoSpaceDN w:val="0"/>
               <w:ind w:right="165"/>
@@ -3300,7 +3309,7 @@
           </w:tcPr>
           <w:p>
             <w:pPr>
-              <w:pStyle w:val="212"/>
+              <w:pStyle w:val="213"/>
               <w:autoSpaceDE w:val="0"/>
               <w:autoSpaceDN w:val="0"/>
               <w:ind w:right="165"/>
@@ -3352,7 +3361,7 @@
           </w:tcPr>
           <w:p>
             <w:pPr>
-              <w:pStyle w:val="212"/>
+              <w:pStyle w:val="213"/>
               <w:keepNext w:val="0"/>
               <w:keepLines w:val="0"/>
               <w:pageBreakBefore w:val="0"/>
@@ -3467,7 +3476,7 @@
           </w:tcPr>
           <w:p>
             <w:pPr>
-              <w:pStyle w:val="212"/>
+              <w:pStyle w:val="213"/>
               <w:autoSpaceDE w:val="0"/>
               <w:autoSpaceDN w:val="0"/>
               <w:spacing w:before="1"/>
@@ -3615,8 +3624,6 @@
     </w:p>
     <w:p>
       <w:pPr>
-        <w:widowControl/>
-        <w:jc w:val="left"/>
         <w:rPr>
           <w:rFonts w:ascii="Calibri" w:hAnsi="Calibri" w:eastAsia="微软雅黑" w:cs="宋体"/>
           <w:b/>
@@ -3627,6 +3634,582 @@
           <w:szCs w:val="24"/>
         </w:rPr>
       </w:pPr>
+      <w:r>
+        <w:rPr>
+          <w:rFonts w:ascii="Calibri" w:hAnsi="Calibri" w:eastAsia="微软雅黑" w:cs="宋体"/>
+          <w:b/>
+          <w:bCs/>
+          <w:color w:val="62B541"/>
+          <w:kern w:val="44"/>
+          <w:sz w:val="24"/>
+          <w:szCs w:val="24"/>
+        </w:rPr>
+        <w:br w:type="page"/>
+      </w:r>
+    </w:p>
+    <w:p>
+      <w:pPr>
+        <w:keepNext w:val="0"/>
+        <w:keepLines w:val="0"/>
+        <w:pageBreakBefore w:val="0"/>
+        <w:widowControl w:val="0"/>
+        <w:kinsoku/>
+        <w:wordWrap/>
+        <w:overflowPunct/>
+        <w:topLinePunct w:val="0"/>
+        <w:autoSpaceDE/>
+        <w:autoSpaceDN/>
+        <w:bidi w:val="0"/>
+        <w:adjustRightInd w:val="0"/>
+        <w:snapToGrid w:val="0"/>
+        <w:spacing w:before="0" w:beforeLines="50" w:line="288" w:lineRule="auto"/>
+        <w:ind w:firstLine="180" w:firstLineChars="100"/>
+        <w:jc w:val="left"/>
+        <w:textAlignment w:val="auto"/>
+        <w:rPr>
+          <w:rFonts w:hint="eastAsia" w:ascii="微软雅黑" w:hAnsi="微软雅黑" w:eastAsia="微软雅黑" w:cs="微软雅黑"/>
+          <w:b/>
+          <w:bCs/>
+          <w:color w:val="auto"/>
+          <w:kern w:val="0"/>
+          <w:sz w:val="18"/>
+          <w:szCs w:val="18"/>
+          <w:lang w:val="en-US" w:eastAsia="zh-CN" w:bidi="zh-CN"/>
+        </w:rPr>
+      </w:pPr>
+      <w:r>
+        <w:rPr>
+          <w:rFonts w:hint="eastAsia" w:ascii="微软雅黑" w:hAnsi="微软雅黑" w:eastAsia="微软雅黑" w:cs="微软雅黑"/>
+          <w:b/>
+          <w:bCs/>
+          <w:color w:val="auto"/>
+          <w:kern w:val="0"/>
+          <w:sz w:val="18"/>
+          <w:szCs w:val="18"/>
+          <w:lang w:val="en-US" w:eastAsia="zh-CN" w:bidi="zh-CN"/>
+        </w:rPr>
+        <w:t>信息来源：</w:t>
+      </w:r>
+    </w:p>
+    <w:p>
+      <w:pPr>
+        <w:pStyle w:val="213"/>
+        <w:keepNext w:val="0"/>
+        <w:keepLines w:val="0"/>
+        <w:pageBreakBefore w:val="0"/>
+        <w:widowControl w:val="0"/>
+        <w:numPr>
+          <w:ilvl w:val="-1"/>
+          <w:numId w:val="0"/>
+        </w:numPr>
+        <w:kinsoku/>
+        <w:wordWrap/>
+        <w:overflowPunct/>
+        <w:topLinePunct w:val="0"/>
+        <w:bidi w:val="0"/>
+        <w:adjustRightInd w:val="0"/>
+        <w:snapToGrid w:val="0"/>
+        <w:spacing w:before="1" w:line="288" w:lineRule="auto"/>
+        <w:ind w:left="216" w:leftChars="103" w:right="165" w:firstLine="0" w:firstLineChars="0"/>
+        <w:jc w:val="left"/>
+        <w:textAlignment w:val="auto"/>
+        <w:rPr>
+          <w:rFonts w:hint="eastAsia" w:ascii="微软雅黑" w:hAnsi="微软雅黑" w:eastAsia="微软雅黑" w:cs="微软雅黑"/>
+          <w:i w:val="0"/>
+          <w:iCs w:val="0"/>
+          <w:caps w:val="0"/>
+          <w:color w:val="auto"/>
+          <w:spacing w:val="8"/>
+          <w:sz w:val="18"/>
+          <w:szCs w:val="18"/>
+          <w:shd w:val="clear" w:fill="FFFFFF"/>
+        </w:rPr>
+      </w:pPr>
+      <w:r>
+        <w:rPr>
+          <w:rFonts w:hint="eastAsia" w:ascii="微软雅黑" w:hAnsi="微软雅黑" w:eastAsia="微软雅黑" w:cs="微软雅黑"/>
+          <w:i w:val="0"/>
+          <w:iCs w:val="0"/>
+          <w:caps w:val="0"/>
+          <w:color w:val="auto"/>
+          <w:spacing w:val="8"/>
+          <w:kern w:val="0"/>
+          <w:sz w:val="18"/>
+          <w:szCs w:val="18"/>
+          <w:shd w:val="clear" w:fill="FFFFFF"/>
+          <w:lang w:val="zh-CN" w:eastAsia="zh-CN" w:bidi="zh-CN"/>
+        </w:rPr>
+        <w:t>[1]</w:t>
+      </w:r>
+      <w:r>
+        <w:rPr>
+          <w:rFonts w:hint="eastAsia" w:ascii="微软雅黑" w:hAnsi="微软雅黑" w:eastAsia="微软雅黑" w:cs="微软雅黑"/>
+          <w:i w:val="0"/>
+          <w:iCs w:val="0"/>
+          <w:caps w:val="0"/>
+          <w:color w:val="auto"/>
+          <w:spacing w:val="8"/>
+          <w:sz w:val="18"/>
+          <w:szCs w:val="18"/>
+          <w:shd w:val="clear" w:fill="FFFFFF"/>
+        </w:rPr>
+        <w:t>实体肿瘤PD‐L1免疫组织化学检测专家共识（2021版）</w:t>
+      </w:r>
+    </w:p>
+    <w:p>
+      <w:pPr>
+        <w:pStyle w:val="213"/>
+        <w:keepNext w:val="0"/>
+        <w:keepLines w:val="0"/>
+        <w:pageBreakBefore w:val="0"/>
+        <w:widowControl w:val="0"/>
+        <w:numPr>
+          <w:ilvl w:val="-1"/>
+          <w:numId w:val="0"/>
+        </w:numPr>
+        <w:kinsoku/>
+        <w:wordWrap/>
+        <w:overflowPunct/>
+        <w:topLinePunct w:val="0"/>
+        <w:bidi w:val="0"/>
+        <w:adjustRightInd w:val="0"/>
+        <w:snapToGrid w:val="0"/>
+        <w:spacing w:before="1" w:line="288" w:lineRule="auto"/>
+        <w:ind w:left="216" w:leftChars="103" w:right="165" w:firstLine="0" w:firstLineChars="0"/>
+        <w:jc w:val="left"/>
+        <w:textAlignment w:val="auto"/>
+        <w:rPr>
+          <w:rFonts w:hint="eastAsia" w:ascii="微软雅黑" w:hAnsi="微软雅黑" w:eastAsia="微软雅黑" w:cs="微软雅黑"/>
+          <w:i w:val="0"/>
+          <w:iCs w:val="0"/>
+          <w:caps w:val="0"/>
+          <w:color w:val="auto"/>
+          <w:spacing w:val="8"/>
+          <w:sz w:val="18"/>
+          <w:szCs w:val="18"/>
+          <w:shd w:val="clear" w:fill="FFFFFF"/>
+        </w:rPr>
+      </w:pPr>
+      <w:r>
+        <w:rPr>
+          <w:rFonts w:hint="eastAsia" w:ascii="微软雅黑" w:hAnsi="微软雅黑" w:eastAsia="微软雅黑" w:cs="微软雅黑"/>
+          <w:i w:val="0"/>
+          <w:iCs w:val="0"/>
+          <w:caps w:val="0"/>
+          <w:color w:val="auto"/>
+          <w:spacing w:val="8"/>
+          <w:kern w:val="0"/>
+          <w:sz w:val="18"/>
+          <w:szCs w:val="18"/>
+          <w:shd w:val="clear" w:fill="FFFFFF"/>
+          <w:lang w:val="zh-CN" w:eastAsia="zh-CN" w:bidi="zh-CN"/>
+        </w:rPr>
+        <w:t>[2]</w:t>
+      </w:r>
+      <w:r>
+        <w:rPr>
+          <w:rFonts w:hint="eastAsia" w:ascii="微软雅黑" w:hAnsi="微软雅黑" w:eastAsia="微软雅黑" w:cs="微软雅黑"/>
+          <w:i w:val="0"/>
+          <w:iCs w:val="0"/>
+          <w:caps w:val="0"/>
+          <w:color w:val="auto"/>
+          <w:spacing w:val="8"/>
+          <w:sz w:val="18"/>
+          <w:szCs w:val="18"/>
+          <w:shd w:val="clear" w:fill="FFFFFF"/>
+        </w:rPr>
+        <w:t>新型抗肿瘤药物临床应用指导原</w:t>
+      </w:r>
+      <w:bookmarkStart w:id="0" w:name="_GoBack"/>
+      <w:bookmarkEnd w:id="0"/>
+      <w:r>
+        <w:rPr>
+          <w:rFonts w:hint="eastAsia" w:ascii="微软雅黑" w:hAnsi="微软雅黑" w:eastAsia="微软雅黑" w:cs="微软雅黑"/>
+          <w:i w:val="0"/>
+          <w:iCs w:val="0"/>
+          <w:caps w:val="0"/>
+          <w:color w:val="auto"/>
+          <w:spacing w:val="8"/>
+          <w:sz w:val="18"/>
+          <w:szCs w:val="18"/>
+          <w:shd w:val="clear" w:fill="FFFFFF"/>
+        </w:rPr>
+        <w:t>则</w:t>
+      </w:r>
+    </w:p>
+    <w:p>
+      <w:pPr>
+        <w:pStyle w:val="213"/>
+        <w:keepNext w:val="0"/>
+        <w:keepLines w:val="0"/>
+        <w:pageBreakBefore w:val="0"/>
+        <w:widowControl w:val="0"/>
+        <w:numPr>
+          <w:ilvl w:val="-1"/>
+          <w:numId w:val="0"/>
+        </w:numPr>
+        <w:kinsoku/>
+        <w:wordWrap/>
+        <w:overflowPunct/>
+        <w:topLinePunct w:val="0"/>
+        <w:bidi w:val="0"/>
+        <w:adjustRightInd w:val="0"/>
+        <w:snapToGrid w:val="0"/>
+        <w:spacing w:before="1" w:line="288" w:lineRule="auto"/>
+        <w:ind w:left="216" w:leftChars="103" w:right="165" w:firstLine="0" w:firstLineChars="0"/>
+        <w:jc w:val="left"/>
+        <w:textAlignment w:val="auto"/>
+        <w:rPr>
+          <w:rFonts w:hint="eastAsia" w:ascii="微软雅黑" w:hAnsi="微软雅黑" w:eastAsia="微软雅黑" w:cs="微软雅黑"/>
+          <w:i w:val="0"/>
+          <w:iCs w:val="0"/>
+          <w:caps w:val="0"/>
+          <w:color w:val="auto"/>
+          <w:spacing w:val="8"/>
+          <w:sz w:val="18"/>
+          <w:szCs w:val="18"/>
+          <w:shd w:val="clear" w:fill="FFFFFF"/>
+        </w:rPr>
+      </w:pPr>
+      <w:r>
+        <w:rPr>
+          <w:rFonts w:hint="eastAsia" w:ascii="微软雅黑" w:hAnsi="微软雅黑" w:eastAsia="微软雅黑" w:cs="微软雅黑"/>
+          <w:i w:val="0"/>
+          <w:iCs w:val="0"/>
+          <w:caps w:val="0"/>
+          <w:color w:val="auto"/>
+          <w:spacing w:val="8"/>
+          <w:kern w:val="0"/>
+          <w:sz w:val="18"/>
+          <w:szCs w:val="18"/>
+          <w:shd w:val="clear" w:fill="FFFFFF"/>
+          <w:lang w:val="zh-CN" w:eastAsia="zh-CN" w:bidi="zh-CN"/>
+        </w:rPr>
+        <w:t>[3]</w:t>
+      </w:r>
+      <w:r>
+        <w:rPr>
+          <w:rFonts w:hint="eastAsia" w:ascii="微软雅黑" w:hAnsi="微软雅黑" w:eastAsia="微软雅黑" w:cs="微软雅黑"/>
+          <w:i w:val="0"/>
+          <w:iCs w:val="0"/>
+          <w:caps w:val="0"/>
+          <w:color w:val="auto"/>
+          <w:spacing w:val="8"/>
+          <w:sz w:val="18"/>
+          <w:szCs w:val="18"/>
+          <w:shd w:val="clear" w:fill="FFFFFF"/>
+        </w:rPr>
+        <w:t>帕博利珠单抗注射液（JXSS2200010）申请上市技术审评报告</w:t>
+      </w:r>
+    </w:p>
+    <w:p>
+      <w:pPr>
+        <w:pStyle w:val="213"/>
+        <w:keepNext w:val="0"/>
+        <w:keepLines w:val="0"/>
+        <w:pageBreakBefore w:val="0"/>
+        <w:widowControl w:val="0"/>
+        <w:numPr>
+          <w:ilvl w:val="-1"/>
+          <w:numId w:val="0"/>
+        </w:numPr>
+        <w:kinsoku/>
+        <w:wordWrap/>
+        <w:overflowPunct/>
+        <w:topLinePunct w:val="0"/>
+        <w:bidi w:val="0"/>
+        <w:adjustRightInd w:val="0"/>
+        <w:snapToGrid w:val="0"/>
+        <w:spacing w:before="1" w:line="288" w:lineRule="auto"/>
+        <w:ind w:left="216" w:leftChars="103" w:right="165" w:firstLine="0" w:firstLineChars="0"/>
+        <w:jc w:val="left"/>
+        <w:textAlignment w:val="auto"/>
+        <w:rPr>
+          <w:rFonts w:hint="eastAsia" w:ascii="微软雅黑" w:hAnsi="微软雅黑" w:eastAsia="微软雅黑" w:cs="微软雅黑"/>
+          <w:i w:val="0"/>
+          <w:iCs w:val="0"/>
+          <w:caps w:val="0"/>
+          <w:color w:val="auto"/>
+          <w:spacing w:val="8"/>
+          <w:sz w:val="18"/>
+          <w:szCs w:val="18"/>
+          <w:u w:val="none"/>
+          <w:shd w:val="clear" w:fill="FFFFFF"/>
+        </w:rPr>
+      </w:pPr>
+      <w:r>
+        <w:rPr>
+          <w:rFonts w:hint="eastAsia" w:ascii="微软雅黑" w:hAnsi="微软雅黑" w:eastAsia="微软雅黑" w:cs="微软雅黑"/>
+          <w:i w:val="0"/>
+          <w:iCs w:val="0"/>
+          <w:caps w:val="0"/>
+          <w:color w:val="auto"/>
+          <w:spacing w:val="8"/>
+          <w:kern w:val="0"/>
+          <w:sz w:val="18"/>
+          <w:szCs w:val="18"/>
+          <w:shd w:val="clear" w:fill="FFFFFF"/>
+          <w:lang w:val="zh-CN" w:eastAsia="zh-CN" w:bidi="zh-CN"/>
+        </w:rPr>
+        <w:t>[4</w:t>
+      </w:r>
+      <w:r>
+        <w:rPr>
+          <w:rFonts w:hint="eastAsia" w:ascii="微软雅黑" w:hAnsi="微软雅黑" w:eastAsia="微软雅黑" w:cs="微软雅黑"/>
+          <w:i w:val="0"/>
+          <w:iCs w:val="0"/>
+          <w:caps w:val="0"/>
+          <w:color w:val="auto"/>
+          <w:spacing w:val="8"/>
+          <w:kern w:val="0"/>
+          <w:sz w:val="18"/>
+          <w:szCs w:val="18"/>
+          <w:u w:val="none"/>
+          <w:shd w:val="clear" w:fill="FFFFFF"/>
+          <w:lang w:val="zh-CN" w:eastAsia="zh-CN" w:bidi="zh-CN"/>
+        </w:rPr>
+        <w:t>]</w:t>
+      </w:r>
+      <w:r>
+        <w:rPr>
+          <w:rFonts w:hint="eastAsia" w:ascii="微软雅黑" w:hAnsi="微软雅黑" w:eastAsia="微软雅黑" w:cs="微软雅黑"/>
+          <w:color w:val="auto"/>
+          <w:sz w:val="18"/>
+          <w:szCs w:val="18"/>
+          <w:u w:val="none"/>
+        </w:rPr>
+        <w:fldChar w:fldCharType="begin"/>
+      </w:r>
+      <w:r>
+        <w:rPr>
+          <w:rFonts w:hint="eastAsia" w:ascii="微软雅黑" w:hAnsi="微软雅黑" w:eastAsia="微软雅黑" w:cs="微软雅黑"/>
+          <w:color w:val="auto"/>
+          <w:sz w:val="18"/>
+          <w:szCs w:val="18"/>
+          <w:u w:val="none"/>
+        </w:rPr>
+        <w:instrText xml:space="preserve"> HYPERLINK "https://www.accessdata.fda.gov/scripts/cder/daf/index.cfm?event=BasicSearch.process" </w:instrText>
+      </w:r>
+      <w:r>
+        <w:rPr>
+          <w:rFonts w:hint="eastAsia" w:ascii="微软雅黑" w:hAnsi="微软雅黑" w:eastAsia="微软雅黑" w:cs="微软雅黑"/>
+          <w:color w:val="auto"/>
+          <w:sz w:val="18"/>
+          <w:szCs w:val="18"/>
+          <w:u w:val="none"/>
+        </w:rPr>
+        <w:fldChar w:fldCharType="separate"/>
+      </w:r>
+      <w:r>
+        <w:rPr>
+          <w:rStyle w:val="21"/>
+          <w:rFonts w:hint="eastAsia" w:ascii="微软雅黑" w:hAnsi="微软雅黑" w:eastAsia="微软雅黑" w:cs="微软雅黑"/>
+          <w:color w:val="auto"/>
+          <w:sz w:val="18"/>
+          <w:szCs w:val="18"/>
+          <w:u w:val="none"/>
+        </w:rPr>
+        <w:t>Drugs@FDA: FDA-Approved Drugs</w:t>
+      </w:r>
+      <w:r>
+        <w:rPr>
+          <w:rFonts w:hint="eastAsia" w:ascii="微软雅黑" w:hAnsi="微软雅黑" w:eastAsia="微软雅黑" w:cs="微软雅黑"/>
+          <w:color w:val="auto"/>
+          <w:sz w:val="18"/>
+          <w:szCs w:val="18"/>
+          <w:u w:val="none"/>
+        </w:rPr>
+        <w:fldChar w:fldCharType="end"/>
+      </w:r>
+    </w:p>
+    <w:p>
+      <w:pPr>
+        <w:pStyle w:val="213"/>
+        <w:keepNext w:val="0"/>
+        <w:keepLines w:val="0"/>
+        <w:pageBreakBefore w:val="0"/>
+        <w:widowControl w:val="0"/>
+        <w:numPr>
+          <w:ilvl w:val="-1"/>
+          <w:numId w:val="0"/>
+        </w:numPr>
+        <w:kinsoku/>
+        <w:wordWrap/>
+        <w:overflowPunct/>
+        <w:topLinePunct w:val="0"/>
+        <w:bidi w:val="0"/>
+        <w:adjustRightInd w:val="0"/>
+        <w:snapToGrid w:val="0"/>
+        <w:spacing w:before="1" w:line="288" w:lineRule="auto"/>
+        <w:ind w:left="216" w:leftChars="103" w:right="165" w:firstLine="0" w:firstLineChars="0"/>
+        <w:jc w:val="left"/>
+        <w:textAlignment w:val="auto"/>
+        <w:rPr>
+          <w:rFonts w:hint="eastAsia" w:ascii="微软雅黑" w:hAnsi="微软雅黑" w:eastAsia="微软雅黑" w:cs="微软雅黑"/>
+          <w:i w:val="0"/>
+          <w:iCs w:val="0"/>
+          <w:caps w:val="0"/>
+          <w:color w:val="auto"/>
+          <w:spacing w:val="8"/>
+          <w:sz w:val="18"/>
+          <w:szCs w:val="18"/>
+          <w:u w:val="none"/>
+          <w:shd w:val="clear" w:fill="FFFFFF"/>
+        </w:rPr>
+      </w:pPr>
+      <w:r>
+        <w:rPr>
+          <w:rFonts w:hint="eastAsia" w:ascii="微软雅黑" w:hAnsi="微软雅黑" w:eastAsia="微软雅黑" w:cs="微软雅黑"/>
+          <w:i w:val="0"/>
+          <w:iCs w:val="0"/>
+          <w:caps w:val="0"/>
+          <w:color w:val="auto"/>
+          <w:spacing w:val="8"/>
+          <w:kern w:val="0"/>
+          <w:sz w:val="18"/>
+          <w:szCs w:val="18"/>
+          <w:u w:val="none"/>
+          <w:shd w:val="clear" w:fill="FFFFFF"/>
+          <w:lang w:val="zh-CN" w:eastAsia="zh-CN" w:bidi="zh-CN"/>
+        </w:rPr>
+        <w:t>[5]</w:t>
+      </w:r>
+      <w:r>
+        <w:rPr>
+          <w:rFonts w:hint="eastAsia" w:ascii="微软雅黑" w:hAnsi="微软雅黑" w:eastAsia="微软雅黑" w:cs="微软雅黑"/>
+          <w:color w:val="auto"/>
+          <w:sz w:val="18"/>
+          <w:szCs w:val="18"/>
+          <w:u w:val="none"/>
+        </w:rPr>
+        <w:fldChar w:fldCharType="begin"/>
+      </w:r>
+      <w:r>
+        <w:rPr>
+          <w:rFonts w:hint="eastAsia" w:ascii="微软雅黑" w:hAnsi="微软雅黑" w:eastAsia="微软雅黑" w:cs="微软雅黑"/>
+          <w:color w:val="auto"/>
+          <w:sz w:val="18"/>
+          <w:szCs w:val="18"/>
+          <w:u w:val="none"/>
+        </w:rPr>
+        <w:instrText xml:space="preserve"> HYPERLINK "https://www.agilent.com.cn/cn/about/newsroom/presrel/2023/1117.html" </w:instrText>
+      </w:r>
+      <w:r>
+        <w:rPr>
+          <w:rFonts w:hint="eastAsia" w:ascii="微软雅黑" w:hAnsi="微软雅黑" w:eastAsia="微软雅黑" w:cs="微软雅黑"/>
+          <w:color w:val="auto"/>
+          <w:sz w:val="18"/>
+          <w:szCs w:val="18"/>
+          <w:u w:val="none"/>
+        </w:rPr>
+        <w:fldChar w:fldCharType="separate"/>
+      </w:r>
+      <w:r>
+        <w:rPr>
+          <w:rStyle w:val="21"/>
+          <w:rFonts w:hint="eastAsia" w:ascii="微软雅黑" w:hAnsi="微软雅黑" w:eastAsia="微软雅黑" w:cs="微软雅黑"/>
+          <w:color w:val="auto"/>
+          <w:sz w:val="18"/>
+          <w:szCs w:val="18"/>
+          <w:u w:val="none"/>
+        </w:rPr>
+        <w:t>安捷伦PD-L1检测试剂盒（免疫组织化学法）获得FDA批准用于检测胃或胃食管结合部（GEJ）腺癌 (agilent.com.cn)</w:t>
+      </w:r>
+      <w:r>
+        <w:rPr>
+          <w:rFonts w:hint="eastAsia" w:ascii="微软雅黑" w:hAnsi="微软雅黑" w:eastAsia="微软雅黑" w:cs="微软雅黑"/>
+          <w:color w:val="auto"/>
+          <w:sz w:val="18"/>
+          <w:szCs w:val="18"/>
+          <w:u w:val="none"/>
+        </w:rPr>
+        <w:fldChar w:fldCharType="end"/>
+      </w:r>
+    </w:p>
+    <w:p>
+      <w:pPr>
+        <w:widowControl/>
+        <w:ind w:left="218" w:leftChars="104" w:firstLine="0" w:firstLineChars="0"/>
+        <w:jc w:val="left"/>
+        <w:rPr>
+          <w:rFonts w:ascii="Calibri" w:hAnsi="Calibri" w:eastAsia="微软雅黑" w:cs="宋体"/>
+          <w:b/>
+          <w:bCs/>
+          <w:color w:val="62B541"/>
+          <w:kern w:val="44"/>
+          <w:sz w:val="24"/>
+          <w:szCs w:val="24"/>
+          <w:u w:val="none"/>
+        </w:rPr>
+      </w:pPr>
+      <w:r>
+        <w:rPr>
+          <w:rFonts w:hint="eastAsia" w:ascii="微软雅黑" w:hAnsi="微软雅黑" w:eastAsia="微软雅黑" w:cs="微软雅黑"/>
+          <w:i w:val="0"/>
+          <w:iCs w:val="0"/>
+          <w:caps w:val="0"/>
+          <w:color w:val="auto"/>
+          <w:spacing w:val="8"/>
+          <w:kern w:val="0"/>
+          <w:sz w:val="18"/>
+          <w:szCs w:val="18"/>
+          <w:u w:val="none"/>
+          <w:shd w:val="clear" w:fill="FFFFFF"/>
+          <w:lang w:val="zh-CN" w:eastAsia="zh-CN" w:bidi="zh-CN"/>
+        </w:rPr>
+        <w:t>[6]</w:t>
+      </w:r>
+      <w:r>
+        <w:rPr>
+          <w:rFonts w:hint="eastAsia" w:ascii="微软雅黑" w:hAnsi="微软雅黑" w:eastAsia="微软雅黑" w:cs="微软雅黑"/>
+          <w:color w:val="auto"/>
+          <w:sz w:val="18"/>
+          <w:szCs w:val="18"/>
+          <w:u w:val="none"/>
+        </w:rPr>
+        <w:fldChar w:fldCharType="begin"/>
+      </w:r>
+      <w:r>
+        <w:rPr>
+          <w:rFonts w:hint="eastAsia" w:ascii="微软雅黑" w:hAnsi="微软雅黑" w:eastAsia="微软雅黑" w:cs="微软雅黑"/>
+          <w:color w:val="auto"/>
+          <w:sz w:val="18"/>
+          <w:szCs w:val="18"/>
+          <w:u w:val="none"/>
+        </w:rPr>
+        <w:instrText xml:space="preserve"> HYPERLINK "https://www.ema.europa.eu/en/medicines/human/summaries-opinion/keytruda-0" </w:instrText>
+      </w:r>
+      <w:r>
+        <w:rPr>
+          <w:rFonts w:hint="eastAsia" w:ascii="微软雅黑" w:hAnsi="微软雅黑" w:eastAsia="微软雅黑" w:cs="微软雅黑"/>
+          <w:color w:val="auto"/>
+          <w:sz w:val="18"/>
+          <w:szCs w:val="18"/>
+          <w:u w:val="none"/>
+        </w:rPr>
+        <w:fldChar w:fldCharType="separate"/>
+      </w:r>
+      <w:r>
+        <w:rPr>
+          <w:rStyle w:val="21"/>
+          <w:rFonts w:hint="eastAsia" w:ascii="微软雅黑" w:hAnsi="微软雅黑" w:eastAsia="微软雅黑" w:cs="微软雅黑"/>
+          <w:color w:val="auto"/>
+          <w:sz w:val="18"/>
+          <w:szCs w:val="18"/>
+          <w:u w:val="none"/>
+        </w:rPr>
+        <w:t>Keytruda: Pending EC decision | European Medicines Agency (europa.eu)</w:t>
+      </w:r>
+      <w:r>
+        <w:rPr>
+          <w:rFonts w:hint="eastAsia" w:ascii="微软雅黑" w:hAnsi="微软雅黑" w:eastAsia="微软雅黑" w:cs="微软雅黑"/>
+          <w:color w:val="auto"/>
+          <w:sz w:val="18"/>
+          <w:szCs w:val="18"/>
+          <w:u w:val="none"/>
+        </w:rPr>
+        <w:fldChar w:fldCharType="end"/>
+      </w:r>
     </w:p>
     <w:sectPr>
       <w:headerReference r:id="rId5" w:type="default"/>
@@ -3915,8 +4498,6 @@
         <w:bottom w:val="none" w:color="auto" w:sz="0" w:space="1"/>
       </w:pBdr>
     </w:pPr>
-    <w:bookmarkStart w:id="0" w:name="_GoBack"/>
-    <w:bookmarkEnd w:id="0"/>
     <w:r>
       <w:rPr>
         <w:sz w:val="18"/>
@@ -4184,7 +4765,7 @@
     <w:lsdException w:uiPriority="99" w:name="Body Text Indent 2"/>
     <w:lsdException w:uiPriority="99" w:name="Body Text Indent 3"/>
     <w:lsdException w:uiPriority="99" w:name="Block Text"/>
-    <w:lsdException w:uiPriority="99" w:name="Hyperlink"/>
+    <w:lsdException w:qFormat="1" w:uiPriority="99" w:semiHidden="0" w:name="Hyperlink"/>
     <w:lsdException w:uiPriority="99" w:name="FollowedHyperlink"/>
     <w:lsdException w:qFormat="1" w:unhideWhenUsed="0" w:uiPriority="22" w:semiHidden="0" w:name="Strong"/>
     <w:lsdException w:qFormat="1" w:unhideWhenUsed="0" w:uiPriority="20" w:semiHidden="0" w:name="Emphasis"/>
@@ -4370,7 +4951,7 @@
     <w:name w:val="heading 1"/>
     <w:basedOn w:val="1"/>
     <w:next w:val="1"/>
-    <w:link w:val="201"/>
+    <w:link w:val="202"/>
     <w:autoRedefine/>
     <w:qFormat/>
     <w:uiPriority w:val="0"/>
@@ -4397,7 +4978,7 @@
     <w:name w:val="heading 2"/>
     <w:basedOn w:val="1"/>
     <w:next w:val="1"/>
-    <w:link w:val="202"/>
+    <w:link w:val="203"/>
     <w:autoRedefine/>
     <w:qFormat/>
     <w:uiPriority w:val="0"/>
@@ -4423,7 +5004,7 @@
     <w:name w:val="heading 3"/>
     <w:basedOn w:val="1"/>
     <w:next w:val="1"/>
-    <w:link w:val="203"/>
+    <w:link w:val="204"/>
     <w:autoRedefine/>
     <w:qFormat/>
     <w:uiPriority w:val="0"/>
@@ -4449,7 +5030,7 @@
     <w:name w:val="heading 4"/>
     <w:basedOn w:val="1"/>
     <w:next w:val="1"/>
-    <w:link w:val="204"/>
+    <w:link w:val="205"/>
     <w:autoRedefine/>
     <w:qFormat/>
     <w:uiPriority w:val="0"/>
@@ -4475,7 +5056,7 @@
     <w:name w:val="heading 5"/>
     <w:basedOn w:val="1"/>
     <w:next w:val="1"/>
-    <w:link w:val="205"/>
+    <w:link w:val="206"/>
     <w:autoRedefine/>
     <w:qFormat/>
     <w:uiPriority w:val="0"/>
@@ -4501,7 +5082,7 @@
     <w:name w:val="heading 6"/>
     <w:basedOn w:val="1"/>
     <w:next w:val="1"/>
-    <w:link w:val="206"/>
+    <w:link w:val="207"/>
     <w:autoRedefine/>
     <w:qFormat/>
     <w:uiPriority w:val="0"/>
@@ -4527,7 +5108,7 @@
     <w:name w:val="heading 7"/>
     <w:basedOn w:val="1"/>
     <w:next w:val="1"/>
-    <w:link w:val="207"/>
+    <w:link w:val="208"/>
     <w:qFormat/>
     <w:uiPriority w:val="0"/>
     <w:pPr>
@@ -4552,7 +5133,7 @@
     <w:name w:val="heading 8"/>
     <w:basedOn w:val="1"/>
     <w:next w:val="1"/>
-    <w:link w:val="208"/>
+    <w:link w:val="209"/>
     <w:autoRedefine/>
     <w:qFormat/>
     <w:uiPriority w:val="0"/>
@@ -4576,7 +5157,7 @@
     <w:name w:val="heading 9"/>
     <w:basedOn w:val="1"/>
     <w:next w:val="1"/>
-    <w:link w:val="209"/>
+    <w:link w:val="210"/>
     <w:autoRedefine/>
     <w:qFormat/>
     <w:uiPriority w:val="0"/>
@@ -4621,7 +5202,7 @@
   <w:style w:type="paragraph" w:styleId="11">
     <w:name w:val="annotation text"/>
     <w:basedOn w:val="1"/>
-    <w:link w:val="211"/>
+    <w:link w:val="212"/>
     <w:autoRedefine/>
     <w:qFormat/>
     <w:uiPriority w:val="0"/>
@@ -4640,7 +5221,7 @@
   <w:style w:type="paragraph" w:styleId="12">
     <w:name w:val="Body Text"/>
     <w:basedOn w:val="1"/>
-    <w:link w:val="213"/>
+    <w:link w:val="214"/>
     <w:autoRedefine/>
     <w:qFormat/>
     <w:uiPriority w:val="1"/>
@@ -4660,7 +5241,7 @@
   <w:style w:type="paragraph" w:styleId="13">
     <w:name w:val="Balloon Text"/>
     <w:basedOn w:val="1"/>
-    <w:link w:val="198"/>
+    <w:link w:val="199"/>
     <w:autoRedefine/>
     <w:semiHidden/>
     <w:unhideWhenUsed/>
@@ -4674,7 +5255,7 @@
   <w:style w:type="paragraph" w:styleId="14">
     <w:name w:val="footer"/>
     <w:basedOn w:val="1"/>
-    <w:link w:val="197"/>
+    <w:link w:val="198"/>
     <w:autoRedefine/>
     <w:unhideWhenUsed/>
     <w:qFormat/>
@@ -4695,7 +5276,7 @@
   <w:style w:type="paragraph" w:styleId="15">
     <w:name w:val="header"/>
     <w:basedOn w:val="1"/>
-    <w:link w:val="196"/>
+    <w:link w:val="197"/>
     <w:autoRedefine/>
     <w:unhideWhenUsed/>
     <w:qFormat/>
@@ -4775,6 +5356,17 @@
     </w:rPr>
   </w:style>
   <w:style w:type="character" w:styleId="21">
+    <w:name w:val="Hyperlink"/>
+    <w:basedOn w:val="19"/>
+    <w:unhideWhenUsed/>
+    <w:qFormat/>
+    <w:uiPriority w:val="99"/>
+    <w:rPr>
+      <w:color w:val="0000FF"/>
+      <w:u w:val="single"/>
+    </w:rPr>
+  </w:style>
+  <w:style w:type="character" w:styleId="22">
     <w:name w:val="annotation reference"/>
     <w:basedOn w:val="19"/>
     <w:autoRedefine/>
@@ -4785,7 +5377,7 @@
       <w:szCs w:val="21"/>
     </w:rPr>
   </w:style>
-  <w:style w:type="character" w:customStyle="1" w:styleId="22">
+  <w:style w:type="character" w:customStyle="1" w:styleId="23">
     <w:name w:val="页眉 Char2"/>
     <w:basedOn w:val="19"/>
     <w:autoRedefine/>
@@ -4796,7 +5388,7 @@
       <w:szCs w:val="18"/>
     </w:rPr>
   </w:style>
-  <w:style w:type="character" w:customStyle="1" w:styleId="23">
+  <w:style w:type="character" w:customStyle="1" w:styleId="24">
     <w:name w:val="页脚 Char2"/>
     <w:basedOn w:val="19"/>
     <w:autoRedefine/>
@@ -4807,7 +5399,7 @@
       <w:szCs w:val="18"/>
     </w:rPr>
   </w:style>
-  <w:style w:type="character" w:customStyle="1" w:styleId="24">
+  <w:style w:type="character" w:customStyle="1" w:styleId="25">
     <w:name w:val="批注框文本 Char2"/>
     <w:basedOn w:val="19"/>
     <w:autoRedefine/>
@@ -4819,10 +5411,10 @@
       <w:szCs w:val="18"/>
     </w:rPr>
   </w:style>
-  <w:style w:type="paragraph" w:styleId="25">
+  <w:style w:type="paragraph" w:styleId="26">
     <w:name w:val="List Paragraph"/>
     <w:basedOn w:val="1"/>
-    <w:link w:val="67"/>
+    <w:link w:val="68"/>
     <w:autoRedefine/>
     <w:qFormat/>
     <w:uiPriority w:val="34"/>
@@ -4830,7 +5422,7 @@
       <w:ind w:firstLine="420" w:firstLineChars="200"/>
     </w:pPr>
   </w:style>
-  <w:style w:type="paragraph" w:customStyle="1" w:styleId="26">
+  <w:style w:type="paragraph" w:customStyle="1" w:styleId="27">
     <w:name w:val="列出段落11"/>
     <w:basedOn w:val="1"/>
     <w:autoRedefine/>
@@ -4840,7 +5432,7 @@
       <w:ind w:firstLine="420" w:firstLineChars="200"/>
     </w:pPr>
   </w:style>
-  <w:style w:type="paragraph" w:customStyle="1" w:styleId="27">
+  <w:style w:type="paragraph" w:customStyle="1" w:styleId="28">
     <w:name w:val="列出段落21"/>
     <w:basedOn w:val="1"/>
     <w:autoRedefine/>
@@ -4850,7 +5442,7 @@
       <w:ind w:firstLine="420" w:firstLineChars="200"/>
     </w:pPr>
   </w:style>
-  <w:style w:type="character" w:customStyle="1" w:styleId="28">
+  <w:style w:type="character" w:customStyle="1" w:styleId="29">
     <w:name w:val="标题 1 Char2"/>
     <w:basedOn w:val="19"/>
     <w:autoRedefine/>
@@ -4864,7 +5456,7 @@
       <w:szCs w:val="44"/>
     </w:rPr>
   </w:style>
-  <w:style w:type="character" w:customStyle="1" w:styleId="29">
+  <w:style w:type="character" w:customStyle="1" w:styleId="30">
     <w:name w:val="标题 2 Char2"/>
     <w:basedOn w:val="19"/>
     <w:autoRedefine/>
@@ -4878,7 +5470,7 @@
       <w:szCs w:val="32"/>
     </w:rPr>
   </w:style>
-  <w:style w:type="character" w:customStyle="1" w:styleId="30">
+  <w:style w:type="character" w:customStyle="1" w:styleId="31">
     <w:name w:val="标题 3 Char2"/>
     <w:basedOn w:val="19"/>
     <w:autoRedefine/>
@@ -4892,7 +5484,7 @@
       <w:szCs w:val="32"/>
     </w:rPr>
   </w:style>
-  <w:style w:type="character" w:customStyle="1" w:styleId="31">
+  <w:style w:type="character" w:customStyle="1" w:styleId="32">
     <w:name w:val="标题 4 Char2"/>
     <w:basedOn w:val="19"/>
     <w:autoRedefine/>
@@ -4906,7 +5498,7 @@
       <w:szCs w:val="28"/>
     </w:rPr>
   </w:style>
-  <w:style w:type="character" w:customStyle="1" w:styleId="32">
+  <w:style w:type="character" w:customStyle="1" w:styleId="33">
     <w:name w:val="标题 5 Char2"/>
     <w:basedOn w:val="19"/>
     <w:autoRedefine/>
@@ -4920,7 +5512,7 @@
       <w:szCs w:val="28"/>
     </w:rPr>
   </w:style>
-  <w:style w:type="character" w:customStyle="1" w:styleId="33">
+  <w:style w:type="character" w:customStyle="1" w:styleId="34">
     <w:name w:val="标题 6 Char2"/>
     <w:basedOn w:val="19"/>
     <w:autoRedefine/>
@@ -4934,7 +5526,7 @@
       <w:szCs w:val="24"/>
     </w:rPr>
   </w:style>
-  <w:style w:type="character" w:customStyle="1" w:styleId="34">
+  <w:style w:type="character" w:customStyle="1" w:styleId="35">
     <w:name w:val="标题 7 Char2"/>
     <w:basedOn w:val="19"/>
     <w:autoRedefine/>
@@ -4948,7 +5540,7 @@
       <w:szCs w:val="24"/>
     </w:rPr>
   </w:style>
-  <w:style w:type="character" w:customStyle="1" w:styleId="35">
+  <w:style w:type="character" w:customStyle="1" w:styleId="36">
     <w:name w:val="标题 8 Char"/>
     <w:basedOn w:val="19"/>
     <w:autoRedefine/>
@@ -4960,7 +5552,7 @@
       <w:szCs w:val="24"/>
     </w:rPr>
   </w:style>
-  <w:style w:type="character" w:customStyle="1" w:styleId="36">
+  <w:style w:type="character" w:customStyle="1" w:styleId="37">
     <w:name w:val="标题 9 Char"/>
     <w:basedOn w:val="19"/>
     <w:autoRedefine/>
@@ -4972,7 +5564,7 @@
       <w:szCs w:val="21"/>
     </w:rPr>
   </w:style>
-  <w:style w:type="paragraph" w:customStyle="1" w:styleId="37">
+  <w:style w:type="paragraph" w:customStyle="1" w:styleId="38">
     <w:name w:val="text"/>
     <w:basedOn w:val="1"/>
     <w:autoRedefine/>
@@ -4989,7 +5581,7 @@
       <w:szCs w:val="24"/>
     </w:rPr>
   </w:style>
-  <w:style w:type="character" w:customStyle="1" w:styleId="38">
+  <w:style w:type="character" w:customStyle="1" w:styleId="39">
     <w:name w:val="页眉 Char"/>
     <w:basedOn w:val="19"/>
     <w:autoRedefine/>
@@ -5000,7 +5592,7 @@
       <w:szCs w:val="18"/>
     </w:rPr>
   </w:style>
-  <w:style w:type="character" w:customStyle="1" w:styleId="39">
+  <w:style w:type="character" w:customStyle="1" w:styleId="40">
     <w:name w:val="页脚 Char"/>
     <w:basedOn w:val="19"/>
     <w:autoRedefine/>
@@ -5011,7 +5603,7 @@
       <w:szCs w:val="18"/>
     </w:rPr>
   </w:style>
-  <w:style w:type="character" w:customStyle="1" w:styleId="40">
+  <w:style w:type="character" w:customStyle="1" w:styleId="41">
     <w:name w:val="批注框文本 Char"/>
     <w:basedOn w:val="19"/>
     <w:autoRedefine/>
@@ -5023,7 +5615,7 @@
       <w:szCs w:val="18"/>
     </w:rPr>
   </w:style>
-  <w:style w:type="paragraph" w:customStyle="1" w:styleId="41">
+  <w:style w:type="paragraph" w:customStyle="1" w:styleId="42">
     <w:name w:val="列出段落1"/>
     <w:basedOn w:val="1"/>
     <w:autoRedefine/>
@@ -5033,7 +5625,7 @@
       <w:ind w:firstLine="420" w:firstLineChars="200"/>
     </w:pPr>
   </w:style>
-  <w:style w:type="paragraph" w:customStyle="1" w:styleId="42">
+  <w:style w:type="paragraph" w:customStyle="1" w:styleId="43">
     <w:name w:val="列出段落2"/>
     <w:basedOn w:val="1"/>
     <w:autoRedefine/>
@@ -5043,7 +5635,7 @@
       <w:ind w:firstLine="420" w:firstLineChars="200"/>
     </w:pPr>
   </w:style>
-  <w:style w:type="character" w:customStyle="1" w:styleId="43">
+  <w:style w:type="character" w:customStyle="1" w:styleId="44">
     <w:name w:val="标题 1 Char"/>
     <w:basedOn w:val="19"/>
     <w:autoRedefine/>
@@ -5058,7 +5650,7 @@
       <w:szCs w:val="44"/>
     </w:rPr>
   </w:style>
-  <w:style w:type="character" w:customStyle="1" w:styleId="44">
+  <w:style w:type="character" w:customStyle="1" w:styleId="45">
     <w:name w:val="标题 2 Char"/>
     <w:basedOn w:val="19"/>
     <w:autoRedefine/>
@@ -5073,7 +5665,7 @@
       <w:szCs w:val="32"/>
     </w:rPr>
   </w:style>
-  <w:style w:type="character" w:customStyle="1" w:styleId="45">
+  <w:style w:type="character" w:customStyle="1" w:styleId="46">
     <w:name w:val="标题 3 Char"/>
     <w:basedOn w:val="19"/>
     <w:autoRedefine/>
@@ -5088,7 +5680,7 @@
       <w:szCs w:val="32"/>
     </w:rPr>
   </w:style>
-  <w:style w:type="character" w:customStyle="1" w:styleId="46">
+  <w:style w:type="character" w:customStyle="1" w:styleId="47">
     <w:name w:val="标题 4 Char"/>
     <w:basedOn w:val="19"/>
     <w:autoRedefine/>
@@ -5103,7 +5695,7 @@
       <w:szCs w:val="28"/>
     </w:rPr>
   </w:style>
-  <w:style w:type="character" w:customStyle="1" w:styleId="47">
+  <w:style w:type="character" w:customStyle="1" w:styleId="48">
     <w:name w:val="标题 5 Char"/>
     <w:basedOn w:val="19"/>
     <w:autoRedefine/>
@@ -5118,7 +5710,7 @@
       <w:szCs w:val="28"/>
     </w:rPr>
   </w:style>
-  <w:style w:type="character" w:customStyle="1" w:styleId="48">
+  <w:style w:type="character" w:customStyle="1" w:styleId="49">
     <w:name w:val="标题 6 Char"/>
     <w:basedOn w:val="19"/>
     <w:autoRedefine/>
@@ -5133,7 +5725,7 @@
       <w:szCs w:val="24"/>
     </w:rPr>
   </w:style>
-  <w:style w:type="character" w:customStyle="1" w:styleId="49">
+  <w:style w:type="character" w:customStyle="1" w:styleId="50">
     <w:name w:val="标题 7 Char"/>
     <w:basedOn w:val="19"/>
     <w:autoRedefine/>
@@ -5148,7 +5740,7 @@
       <w:szCs w:val="24"/>
     </w:rPr>
   </w:style>
-  <w:style w:type="character" w:customStyle="1" w:styleId="50">
+  <w:style w:type="character" w:customStyle="1" w:styleId="51">
     <w:name w:val="标题 8 Char11"/>
     <w:basedOn w:val="19"/>
     <w:autoRedefine/>
@@ -5161,7 +5753,7 @@
       <w:szCs w:val="24"/>
     </w:rPr>
   </w:style>
-  <w:style w:type="character" w:customStyle="1" w:styleId="51">
+  <w:style w:type="character" w:customStyle="1" w:styleId="52">
     <w:name w:val="标题 9 Char11"/>
     <w:basedOn w:val="19"/>
     <w:autoRedefine/>
@@ -5174,7 +5766,7 @@
       <w:szCs w:val="21"/>
     </w:rPr>
   </w:style>
-  <w:style w:type="paragraph" w:customStyle="1" w:styleId="52">
+  <w:style w:type="paragraph" w:customStyle="1" w:styleId="53">
     <w:name w:val="text1"/>
     <w:basedOn w:val="1"/>
     <w:autoRedefine/>
@@ -5192,7 +5784,7 @@
       <w:szCs w:val="24"/>
     </w:rPr>
   </w:style>
-  <w:style w:type="character" w:customStyle="1" w:styleId="53">
+  <w:style w:type="character" w:customStyle="1" w:styleId="54">
     <w:name w:val="页眉 字符"/>
     <w:basedOn w:val="19"/>
     <w:autoRedefine/>
@@ -5203,7 +5795,7 @@
       <w:szCs w:val="18"/>
     </w:rPr>
   </w:style>
-  <w:style w:type="character" w:customStyle="1" w:styleId="54">
+  <w:style w:type="character" w:customStyle="1" w:styleId="55">
     <w:name w:val="页脚 字符"/>
     <w:basedOn w:val="19"/>
     <w:autoRedefine/>
@@ -5214,7 +5806,7 @@
       <w:szCs w:val="18"/>
     </w:rPr>
   </w:style>
-  <w:style w:type="character" w:customStyle="1" w:styleId="55">
+  <w:style w:type="character" w:customStyle="1" w:styleId="56">
     <w:name w:val="批注框文本 字符"/>
     <w:basedOn w:val="19"/>
     <w:autoRedefine/>
@@ -5226,7 +5818,7 @@
       <w:szCs w:val="18"/>
     </w:rPr>
   </w:style>
-  <w:style w:type="paragraph" w:customStyle="1" w:styleId="56">
+  <w:style w:type="paragraph" w:customStyle="1" w:styleId="57">
     <w:name w:val="列出段落12"/>
     <w:basedOn w:val="1"/>
     <w:autoRedefine/>
@@ -5236,7 +5828,7 @@
       <w:ind w:firstLine="420" w:firstLineChars="200"/>
     </w:pPr>
   </w:style>
-  <w:style w:type="paragraph" w:customStyle="1" w:styleId="57">
+  <w:style w:type="paragraph" w:customStyle="1" w:styleId="58">
     <w:name w:val="列出段落22"/>
     <w:basedOn w:val="1"/>
     <w:autoRedefine/>
@@ -5246,7 +5838,7 @@
       <w:ind w:firstLine="420" w:firstLineChars="200"/>
     </w:pPr>
   </w:style>
-  <w:style w:type="character" w:customStyle="1" w:styleId="58">
+  <w:style w:type="character" w:customStyle="1" w:styleId="59">
     <w:name w:val="标题 1 字符"/>
     <w:basedOn w:val="19"/>
     <w:autoRedefine/>
@@ -5261,7 +5853,7 @@
       <w:szCs w:val="44"/>
     </w:rPr>
   </w:style>
-  <w:style w:type="character" w:customStyle="1" w:styleId="59">
+  <w:style w:type="character" w:customStyle="1" w:styleId="60">
     <w:name w:val="标题 2 字符"/>
     <w:basedOn w:val="19"/>
     <w:autoRedefine/>
@@ -5276,7 +5868,7 @@
       <w:szCs w:val="32"/>
     </w:rPr>
   </w:style>
-  <w:style w:type="character" w:customStyle="1" w:styleId="60">
+  <w:style w:type="character" w:customStyle="1" w:styleId="61">
     <w:name w:val="标题 3 字符"/>
     <w:basedOn w:val="19"/>
     <w:autoRedefine/>
@@ -5291,7 +5883,7 @@
       <w:szCs w:val="32"/>
     </w:rPr>
   </w:style>
-  <w:style w:type="character" w:customStyle="1" w:styleId="61">
+  <w:style w:type="character" w:customStyle="1" w:styleId="62">
     <w:name w:val="标题 4 字符"/>
     <w:basedOn w:val="19"/>
     <w:autoRedefine/>
@@ -5306,7 +5898,7 @@
       <w:szCs w:val="28"/>
     </w:rPr>
   </w:style>
-  <w:style w:type="character" w:customStyle="1" w:styleId="62">
+  <w:style w:type="character" w:customStyle="1" w:styleId="63">
     <w:name w:val="标题 5 字符"/>
     <w:basedOn w:val="19"/>
     <w:autoRedefine/>
@@ -5321,7 +5913,7 @@
       <w:szCs w:val="28"/>
     </w:rPr>
   </w:style>
-  <w:style w:type="character" w:customStyle="1" w:styleId="63">
+  <w:style w:type="character" w:customStyle="1" w:styleId="64">
     <w:name w:val="标题 6 字符"/>
     <w:basedOn w:val="19"/>
     <w:autoRedefine/>
@@ -5336,7 +5928,7 @@
       <w:szCs w:val="24"/>
     </w:rPr>
   </w:style>
-  <w:style w:type="character" w:customStyle="1" w:styleId="64">
+  <w:style w:type="character" w:customStyle="1" w:styleId="65">
     <w:name w:val="标题 7 字符"/>
     <w:basedOn w:val="19"/>
     <w:autoRedefine/>
@@ -5351,7 +5943,7 @@
       <w:szCs w:val="24"/>
     </w:rPr>
   </w:style>
-  <w:style w:type="character" w:customStyle="1" w:styleId="65">
+  <w:style w:type="character" w:customStyle="1" w:styleId="66">
     <w:name w:val="标题 8 字符"/>
     <w:basedOn w:val="19"/>
     <w:autoRedefine/>
@@ -5364,7 +5956,7 @@
       <w:szCs w:val="24"/>
     </w:rPr>
   </w:style>
-  <w:style w:type="character" w:customStyle="1" w:styleId="66">
+  <w:style w:type="character" w:customStyle="1" w:styleId="67">
     <w:name w:val="标题 9 字符"/>
     <w:basedOn w:val="19"/>
     <w:autoRedefine/>
@@ -5377,10 +5969,10 @@
       <w:szCs w:val="21"/>
     </w:rPr>
   </w:style>
-  <w:style w:type="character" w:customStyle="1" w:styleId="67">
+  <w:style w:type="character" w:customStyle="1" w:styleId="68">
     <w:name w:val="列出段落 Char"/>
     <w:basedOn w:val="19"/>
-    <w:link w:val="25"/>
+    <w:link w:val="26"/>
     <w:autoRedefine/>
     <w:qFormat/>
     <w:uiPriority w:val="34"/>
@@ -5389,7 +5981,7 @@
       <w:szCs w:val="18"/>
     </w:rPr>
   </w:style>
-  <w:style w:type="character" w:customStyle="1" w:styleId="68">
+  <w:style w:type="character" w:customStyle="1" w:styleId="69">
     <w:name w:val="页脚 字符1"/>
     <w:basedOn w:val="19"/>
     <w:autoRedefine/>
@@ -5400,7 +5992,7 @@
       <w:szCs w:val="18"/>
     </w:rPr>
   </w:style>
-  <w:style w:type="character" w:customStyle="1" w:styleId="69">
+  <w:style w:type="character" w:customStyle="1" w:styleId="70">
     <w:name w:val="批注框文本 字符1"/>
     <w:basedOn w:val="19"/>
     <w:autoRedefine/>
@@ -5412,7 +6004,7 @@
       <w:szCs w:val="18"/>
     </w:rPr>
   </w:style>
-  <w:style w:type="paragraph" w:customStyle="1" w:styleId="70">
+  <w:style w:type="paragraph" w:customStyle="1" w:styleId="71">
     <w:name w:val="列出段落13"/>
     <w:basedOn w:val="1"/>
     <w:autoRedefine/>
@@ -5422,7 +6014,7 @@
       <w:ind w:firstLine="420" w:firstLineChars="200"/>
     </w:pPr>
   </w:style>
-  <w:style w:type="paragraph" w:customStyle="1" w:styleId="71">
+  <w:style w:type="paragraph" w:customStyle="1" w:styleId="72">
     <w:name w:val="列出段落23"/>
     <w:basedOn w:val="1"/>
     <w:autoRedefine/>
@@ -5432,7 +6024,7 @@
       <w:ind w:firstLine="420" w:firstLineChars="200"/>
     </w:pPr>
   </w:style>
-  <w:style w:type="character" w:customStyle="1" w:styleId="72">
+  <w:style w:type="character" w:customStyle="1" w:styleId="73">
     <w:name w:val="标题 1 字符1"/>
     <w:basedOn w:val="19"/>
     <w:autoRedefine/>
@@ -5447,7 +6039,7 @@
       <w:szCs w:val="44"/>
     </w:rPr>
   </w:style>
-  <w:style w:type="character" w:customStyle="1" w:styleId="73">
+  <w:style w:type="character" w:customStyle="1" w:styleId="74">
     <w:name w:val="标题 2 字符1"/>
     <w:basedOn w:val="19"/>
     <w:autoRedefine/>
@@ -5462,7 +6054,7 @@
       <w:szCs w:val="32"/>
     </w:rPr>
   </w:style>
-  <w:style w:type="character" w:customStyle="1" w:styleId="74">
+  <w:style w:type="character" w:customStyle="1" w:styleId="75">
     <w:name w:val="标题 3 字符1"/>
     <w:basedOn w:val="19"/>
     <w:autoRedefine/>
@@ -5477,7 +6069,7 @@
       <w:szCs w:val="32"/>
     </w:rPr>
   </w:style>
-  <w:style w:type="character" w:customStyle="1" w:styleId="75">
+  <w:style w:type="character" w:customStyle="1" w:styleId="76">
     <w:name w:val="标题 4 字符1"/>
     <w:basedOn w:val="19"/>
     <w:autoRedefine/>
@@ -5492,7 +6084,7 @@
       <w:szCs w:val="28"/>
     </w:rPr>
   </w:style>
-  <w:style w:type="character" w:customStyle="1" w:styleId="76">
+  <w:style w:type="character" w:customStyle="1" w:styleId="77">
     <w:name w:val="标题 5 字符1"/>
     <w:basedOn w:val="19"/>
     <w:autoRedefine/>
@@ -5507,7 +6099,7 @@
       <w:szCs w:val="28"/>
     </w:rPr>
   </w:style>
-  <w:style w:type="character" w:customStyle="1" w:styleId="77">
+  <w:style w:type="character" w:customStyle="1" w:styleId="78">
     <w:name w:val="标题 6 字符1"/>
     <w:basedOn w:val="19"/>
     <w:autoRedefine/>
@@ -5522,7 +6114,7 @@
       <w:szCs w:val="24"/>
     </w:rPr>
   </w:style>
-  <w:style w:type="character" w:customStyle="1" w:styleId="78">
+  <w:style w:type="character" w:customStyle="1" w:styleId="79">
     <w:name w:val="标题 7 字符1"/>
     <w:basedOn w:val="19"/>
     <w:autoRedefine/>
@@ -5537,7 +6129,7 @@
       <w:szCs w:val="24"/>
     </w:rPr>
   </w:style>
-  <w:style w:type="character" w:customStyle="1" w:styleId="79">
+  <w:style w:type="character" w:customStyle="1" w:styleId="80">
     <w:name w:val="标题 8 字符1"/>
     <w:basedOn w:val="19"/>
     <w:autoRedefine/>
@@ -5550,7 +6142,7 @@
       <w:szCs w:val="24"/>
     </w:rPr>
   </w:style>
-  <w:style w:type="character" w:customStyle="1" w:styleId="80">
+  <w:style w:type="character" w:customStyle="1" w:styleId="81">
     <w:name w:val="标题 9 字符1"/>
     <w:basedOn w:val="19"/>
     <w:autoRedefine/>
@@ -5563,7 +6155,7 @@
       <w:szCs w:val="21"/>
     </w:rPr>
   </w:style>
-  <w:style w:type="character" w:customStyle="1" w:styleId="81">
+  <w:style w:type="character" w:customStyle="1" w:styleId="82">
     <w:name w:val="页眉 Char11"/>
     <w:basedOn w:val="19"/>
     <w:autoRedefine/>
@@ -5575,7 +6167,7 @@
       <w:szCs w:val="18"/>
     </w:rPr>
   </w:style>
-  <w:style w:type="character" w:customStyle="1" w:styleId="82">
+  <w:style w:type="character" w:customStyle="1" w:styleId="83">
     <w:name w:val="页脚 Char11"/>
     <w:basedOn w:val="19"/>
     <w:autoRedefine/>
@@ -5587,7 +6179,7 @@
       <w:szCs w:val="18"/>
     </w:rPr>
   </w:style>
-  <w:style w:type="character" w:customStyle="1" w:styleId="83">
+  <w:style w:type="character" w:customStyle="1" w:styleId="84">
     <w:name w:val="标题 1 Char11"/>
     <w:basedOn w:val="19"/>
     <w:autoRedefine/>
@@ -5602,7 +6194,7 @@
       <w:szCs w:val="44"/>
     </w:rPr>
   </w:style>
-  <w:style w:type="character" w:customStyle="1" w:styleId="84">
+  <w:style w:type="character" w:customStyle="1" w:styleId="85">
     <w:name w:val="标题 1 Char3"/>
     <w:basedOn w:val="19"/>
     <w:autoRedefine/>
@@ -5617,7 +6209,7 @@
       <w:szCs w:val="44"/>
     </w:rPr>
   </w:style>
-  <w:style w:type="character" w:customStyle="1" w:styleId="85">
+  <w:style w:type="character" w:customStyle="1" w:styleId="86">
     <w:name w:val="标题 2 Char11"/>
     <w:basedOn w:val="19"/>
     <w:autoRedefine/>
@@ -5631,7 +6223,7 @@
       <w:szCs w:val="32"/>
     </w:rPr>
   </w:style>
-  <w:style w:type="character" w:customStyle="1" w:styleId="86">
+  <w:style w:type="character" w:customStyle="1" w:styleId="87">
     <w:name w:val="标题 3 Char11"/>
     <w:basedOn w:val="19"/>
     <w:autoRedefine/>
@@ -5645,7 +6237,7 @@
       <w:szCs w:val="32"/>
     </w:rPr>
   </w:style>
-  <w:style w:type="character" w:customStyle="1" w:styleId="87">
+  <w:style w:type="character" w:customStyle="1" w:styleId="88">
     <w:name w:val="标题 4 Char11"/>
     <w:basedOn w:val="19"/>
     <w:autoRedefine/>
@@ -5659,7 +6251,7 @@
       <w:szCs w:val="28"/>
     </w:rPr>
   </w:style>
-  <w:style w:type="character" w:customStyle="1" w:styleId="88">
+  <w:style w:type="character" w:customStyle="1" w:styleId="89">
     <w:name w:val="标题 5 Char11"/>
     <w:basedOn w:val="19"/>
     <w:autoRedefine/>
@@ -5673,7 +6265,7 @@
       <w:szCs w:val="28"/>
     </w:rPr>
   </w:style>
-  <w:style w:type="character" w:customStyle="1" w:styleId="89">
+  <w:style w:type="character" w:customStyle="1" w:styleId="90">
     <w:name w:val="标题 6 Char11"/>
     <w:basedOn w:val="19"/>
     <w:autoRedefine/>
@@ -5687,7 +6279,7 @@
       <w:szCs w:val="24"/>
     </w:rPr>
   </w:style>
-  <w:style w:type="character" w:customStyle="1" w:styleId="90">
+  <w:style w:type="character" w:customStyle="1" w:styleId="91">
     <w:name w:val="标题 7 Char11"/>
     <w:basedOn w:val="19"/>
     <w:autoRedefine/>
@@ -5701,7 +6293,7 @@
       <w:szCs w:val="24"/>
     </w:rPr>
   </w:style>
-  <w:style w:type="character" w:customStyle="1" w:styleId="91">
+  <w:style w:type="character" w:customStyle="1" w:styleId="92">
     <w:name w:val="标题 8 Char2"/>
     <w:basedOn w:val="19"/>
     <w:autoRedefine/>
@@ -5713,7 +6305,7 @@
       <w:szCs w:val="24"/>
     </w:rPr>
   </w:style>
-  <w:style w:type="character" w:customStyle="1" w:styleId="92">
+  <w:style w:type="character" w:customStyle="1" w:styleId="93">
     <w:name w:val="标题 9 Char2"/>
     <w:basedOn w:val="19"/>
     <w:autoRedefine/>
@@ -5724,7 +6316,7 @@
       <w:szCs w:val="21"/>
     </w:rPr>
   </w:style>
-  <w:style w:type="character" w:customStyle="1" w:styleId="93">
+  <w:style w:type="character" w:customStyle="1" w:styleId="94">
     <w:name w:val="页脚 Char3"/>
     <w:basedOn w:val="19"/>
     <w:autoRedefine/>
@@ -5735,7 +6327,7 @@
       <w:szCs w:val="18"/>
     </w:rPr>
   </w:style>
-  <w:style w:type="character" w:customStyle="1" w:styleId="94">
+  <w:style w:type="character" w:customStyle="1" w:styleId="95">
     <w:name w:val="页眉 Char3"/>
     <w:basedOn w:val="19"/>
     <w:autoRedefine/>
@@ -5747,7 +6339,7 @@
       <w:szCs w:val="18"/>
     </w:rPr>
   </w:style>
-  <w:style w:type="character" w:customStyle="1" w:styleId="95">
+  <w:style w:type="character" w:customStyle="1" w:styleId="96">
     <w:name w:val="批注框文本 Char11"/>
     <w:basedOn w:val="19"/>
     <w:autoRedefine/>
@@ -5759,7 +6351,7 @@
       <w:szCs w:val="18"/>
     </w:rPr>
   </w:style>
-  <w:style w:type="character" w:customStyle="1" w:styleId="96">
+  <w:style w:type="character" w:customStyle="1" w:styleId="97">
     <w:name w:val="标题 1 Char4"/>
     <w:basedOn w:val="19"/>
     <w:autoRedefine/>
@@ -5774,7 +6366,7 @@
       <w:szCs w:val="44"/>
     </w:rPr>
   </w:style>
-  <w:style w:type="character" w:customStyle="1" w:styleId="97">
+  <w:style w:type="character" w:customStyle="1" w:styleId="98">
     <w:name w:val="标题 2 Char3"/>
     <w:basedOn w:val="19"/>
     <w:autoRedefine/>
@@ -5788,7 +6380,7 @@
       <w:szCs w:val="32"/>
     </w:rPr>
   </w:style>
-  <w:style w:type="character" w:customStyle="1" w:styleId="98">
+  <w:style w:type="character" w:customStyle="1" w:styleId="99">
     <w:name w:val="标题 3 Char3"/>
     <w:basedOn w:val="19"/>
     <w:autoRedefine/>
@@ -5802,7 +6394,7 @@
       <w:szCs w:val="32"/>
     </w:rPr>
   </w:style>
-  <w:style w:type="character" w:customStyle="1" w:styleId="99">
+  <w:style w:type="character" w:customStyle="1" w:styleId="100">
     <w:name w:val="标题 4 Char3"/>
     <w:basedOn w:val="19"/>
     <w:autoRedefine/>
@@ -5816,7 +6408,7 @@
       <w:szCs w:val="28"/>
     </w:rPr>
   </w:style>
-  <w:style w:type="character" w:customStyle="1" w:styleId="100">
+  <w:style w:type="character" w:customStyle="1" w:styleId="101">
     <w:name w:val="标题 5 Char3"/>
     <w:basedOn w:val="19"/>
     <w:autoRedefine/>
@@ -5830,7 +6422,7 @@
       <w:szCs w:val="28"/>
     </w:rPr>
   </w:style>
-  <w:style w:type="character" w:customStyle="1" w:styleId="101">
+  <w:style w:type="character" w:customStyle="1" w:styleId="102">
     <w:name w:val="标题 6 Char3"/>
     <w:basedOn w:val="19"/>
     <w:autoRedefine/>
@@ -5844,7 +6436,7 @@
       <w:szCs w:val="24"/>
     </w:rPr>
   </w:style>
-  <w:style w:type="character" w:customStyle="1" w:styleId="102">
+  <w:style w:type="character" w:customStyle="1" w:styleId="103">
     <w:name w:val="标题 7 Char3"/>
     <w:basedOn w:val="19"/>
     <w:autoRedefine/>
@@ -5858,7 +6450,7 @@
       <w:szCs w:val="24"/>
     </w:rPr>
   </w:style>
-  <w:style w:type="character" w:customStyle="1" w:styleId="103">
+  <w:style w:type="character" w:customStyle="1" w:styleId="104">
     <w:name w:val="标题 8 Char3"/>
     <w:basedOn w:val="19"/>
     <w:autoRedefine/>
@@ -5870,7 +6462,7 @@
       <w:szCs w:val="24"/>
     </w:rPr>
   </w:style>
-  <w:style w:type="character" w:customStyle="1" w:styleId="104">
+  <w:style w:type="character" w:customStyle="1" w:styleId="105">
     <w:name w:val="标题 9 Char3"/>
     <w:basedOn w:val="19"/>
     <w:autoRedefine/>
@@ -5881,7 +6473,7 @@
       <w:szCs w:val="21"/>
     </w:rPr>
   </w:style>
-  <w:style w:type="character" w:customStyle="1" w:styleId="105">
+  <w:style w:type="character" w:customStyle="1" w:styleId="106">
     <w:name w:val="页眉 Char4"/>
     <w:basedOn w:val="19"/>
     <w:autoRedefine/>
@@ -5892,7 +6484,7 @@
       <w:szCs w:val="18"/>
     </w:rPr>
   </w:style>
-  <w:style w:type="character" w:customStyle="1" w:styleId="106">
+  <w:style w:type="character" w:customStyle="1" w:styleId="107">
     <w:name w:val="页脚 Char4"/>
     <w:basedOn w:val="19"/>
     <w:autoRedefine/>
@@ -5903,14 +6495,14 @@
       <w:szCs w:val="18"/>
     </w:rPr>
   </w:style>
-  <w:style w:type="character" w:customStyle="1" w:styleId="107">
+  <w:style w:type="character" w:customStyle="1" w:styleId="108">
     <w:name w:val="apple-style-span"/>
     <w:basedOn w:val="19"/>
     <w:autoRedefine/>
     <w:qFormat/>
     <w:uiPriority w:val="0"/>
   </w:style>
-  <w:style w:type="character" w:customStyle="1" w:styleId="108">
+  <w:style w:type="character" w:customStyle="1" w:styleId="109">
     <w:name w:val="批注框文本 Char3"/>
     <w:basedOn w:val="19"/>
     <w:autoRedefine/>
@@ -5922,7 +6514,7 @@
       <w:szCs w:val="18"/>
     </w:rPr>
   </w:style>
-  <w:style w:type="character" w:customStyle="1" w:styleId="109">
+  <w:style w:type="character" w:customStyle="1" w:styleId="110">
     <w:name w:val="标题 1 Char5"/>
     <w:basedOn w:val="19"/>
     <w:autoRedefine/>
@@ -5937,7 +6529,7 @@
       <w:szCs w:val="44"/>
     </w:rPr>
   </w:style>
-  <w:style w:type="character" w:customStyle="1" w:styleId="110">
+  <w:style w:type="character" w:customStyle="1" w:styleId="111">
     <w:name w:val="标题 2 Char4"/>
     <w:basedOn w:val="19"/>
     <w:autoRedefine/>
@@ -5951,7 +6543,7 @@
       <w:szCs w:val="32"/>
     </w:rPr>
   </w:style>
-  <w:style w:type="character" w:customStyle="1" w:styleId="111">
+  <w:style w:type="character" w:customStyle="1" w:styleId="112">
     <w:name w:val="标题 3 Char4"/>
     <w:basedOn w:val="19"/>
     <w:autoRedefine/>
@@ -5965,7 +6557,7 @@
       <w:szCs w:val="32"/>
     </w:rPr>
   </w:style>
-  <w:style w:type="character" w:customStyle="1" w:styleId="112">
+  <w:style w:type="character" w:customStyle="1" w:styleId="113">
     <w:name w:val="标题 4 Char4"/>
     <w:basedOn w:val="19"/>
     <w:autoRedefine/>
@@ -5979,7 +6571,7 @@
       <w:szCs w:val="28"/>
     </w:rPr>
   </w:style>
-  <w:style w:type="character" w:customStyle="1" w:styleId="113">
+  <w:style w:type="character" w:customStyle="1" w:styleId="114">
     <w:name w:val="标题 5 Char4"/>
     <w:basedOn w:val="19"/>
     <w:autoRedefine/>
@@ -5993,7 +6585,7 @@
       <w:szCs w:val="28"/>
     </w:rPr>
   </w:style>
-  <w:style w:type="character" w:customStyle="1" w:styleId="114">
+  <w:style w:type="character" w:customStyle="1" w:styleId="115">
     <w:name w:val="标题 6 Char4"/>
     <w:basedOn w:val="19"/>
     <w:autoRedefine/>
@@ -6007,7 +6599,7 @@
       <w:szCs w:val="24"/>
     </w:rPr>
   </w:style>
-  <w:style w:type="character" w:customStyle="1" w:styleId="115">
+  <w:style w:type="character" w:customStyle="1" w:styleId="116">
     <w:name w:val="标题 7 Char4"/>
     <w:basedOn w:val="19"/>
     <w:autoRedefine/>
@@ -6021,7 +6613,7 @@
       <w:szCs w:val="24"/>
     </w:rPr>
   </w:style>
-  <w:style w:type="character" w:customStyle="1" w:styleId="116">
+  <w:style w:type="character" w:customStyle="1" w:styleId="117">
     <w:name w:val="标题 8 Char4"/>
     <w:basedOn w:val="19"/>
     <w:autoRedefine/>
@@ -6033,7 +6625,7 @@
       <w:szCs w:val="24"/>
     </w:rPr>
   </w:style>
-  <w:style w:type="character" w:customStyle="1" w:styleId="117">
+  <w:style w:type="character" w:customStyle="1" w:styleId="118">
     <w:name w:val="标题 9 Char4"/>
     <w:basedOn w:val="19"/>
     <w:autoRedefine/>
@@ -6044,7 +6636,7 @@
       <w:szCs w:val="21"/>
     </w:rPr>
   </w:style>
-  <w:style w:type="character" w:customStyle="1" w:styleId="118">
+  <w:style w:type="character" w:customStyle="1" w:styleId="119">
     <w:name w:val="页眉 Char5"/>
     <w:basedOn w:val="19"/>
     <w:autoRedefine/>
@@ -6055,7 +6647,7 @@
       <w:szCs w:val="18"/>
     </w:rPr>
   </w:style>
-  <w:style w:type="character" w:customStyle="1" w:styleId="119">
+  <w:style w:type="character" w:customStyle="1" w:styleId="120">
     <w:name w:val="页脚 Char5"/>
     <w:basedOn w:val="19"/>
     <w:autoRedefine/>
@@ -6066,14 +6658,14 @@
       <w:szCs w:val="18"/>
     </w:rPr>
   </w:style>
-  <w:style w:type="character" w:customStyle="1" w:styleId="120">
+  <w:style w:type="character" w:customStyle="1" w:styleId="121">
     <w:name w:val="apple-style-span1"/>
     <w:basedOn w:val="19"/>
     <w:autoRedefine/>
     <w:qFormat/>
     <w:uiPriority w:val="0"/>
   </w:style>
-  <w:style w:type="character" w:customStyle="1" w:styleId="121">
+  <w:style w:type="character" w:customStyle="1" w:styleId="122">
     <w:name w:val="批注框文本 Char4"/>
     <w:basedOn w:val="19"/>
     <w:autoRedefine/>
@@ -6085,20 +6677,20 @@
       <w:szCs w:val="18"/>
     </w:rPr>
   </w:style>
-  <w:style w:type="character" w:customStyle="1" w:styleId="122">
+  <w:style w:type="character" w:customStyle="1" w:styleId="123">
     <w:name w:val="jrnl"/>
     <w:basedOn w:val="19"/>
     <w:autoRedefine/>
     <w:qFormat/>
     <w:uiPriority w:val="0"/>
   </w:style>
-  <w:style w:type="character" w:customStyle="1" w:styleId="123">
+  <w:style w:type="character" w:customStyle="1" w:styleId="124">
     <w:name w:val="src1"/>
     <w:autoRedefine/>
     <w:qFormat/>
     <w:uiPriority w:val="0"/>
   </w:style>
-  <w:style w:type="character" w:customStyle="1" w:styleId="124">
+  <w:style w:type="character" w:customStyle="1" w:styleId="125">
     <w:name w:val="A8"/>
     <w:autoRedefine/>
     <w:qFormat/>
@@ -6110,7 +6702,7 @@
       <w:szCs w:val="20"/>
     </w:rPr>
   </w:style>
-  <w:style w:type="character" w:customStyle="1" w:styleId="125">
+  <w:style w:type="character" w:customStyle="1" w:styleId="126">
     <w:name w:val="标题 1 Char6"/>
     <w:basedOn w:val="19"/>
     <w:autoRedefine/>
@@ -6125,7 +6717,7 @@
       <w:szCs w:val="44"/>
     </w:rPr>
   </w:style>
-  <w:style w:type="character" w:customStyle="1" w:styleId="126">
+  <w:style w:type="character" w:customStyle="1" w:styleId="127">
     <w:name w:val="标题 2 Char5"/>
     <w:basedOn w:val="19"/>
     <w:autoRedefine/>
@@ -6139,7 +6731,7 @@
       <w:szCs w:val="32"/>
     </w:rPr>
   </w:style>
-  <w:style w:type="character" w:customStyle="1" w:styleId="127">
+  <w:style w:type="character" w:customStyle="1" w:styleId="128">
     <w:name w:val="标题 3 Char5"/>
     <w:basedOn w:val="19"/>
     <w:autoRedefine/>
@@ -6153,7 +6745,7 @@
       <w:szCs w:val="32"/>
     </w:rPr>
   </w:style>
-  <w:style w:type="character" w:customStyle="1" w:styleId="128">
+  <w:style w:type="character" w:customStyle="1" w:styleId="129">
     <w:name w:val="标题 4 Char5"/>
     <w:basedOn w:val="19"/>
     <w:autoRedefine/>
@@ -6167,7 +6759,7 @@
       <w:szCs w:val="28"/>
     </w:rPr>
   </w:style>
-  <w:style w:type="character" w:customStyle="1" w:styleId="129">
+  <w:style w:type="character" w:customStyle="1" w:styleId="130">
     <w:name w:val="标题 5 Char5"/>
     <w:basedOn w:val="19"/>
     <w:autoRedefine/>
@@ -6181,7 +6773,7 @@
       <w:szCs w:val="28"/>
     </w:rPr>
   </w:style>
-  <w:style w:type="character" w:customStyle="1" w:styleId="130">
+  <w:style w:type="character" w:customStyle="1" w:styleId="131">
     <w:name w:val="标题 6 Char5"/>
     <w:basedOn w:val="19"/>
     <w:autoRedefine/>
@@ -6195,7 +6787,7 @@
       <w:szCs w:val="24"/>
     </w:rPr>
   </w:style>
-  <w:style w:type="character" w:customStyle="1" w:styleId="131">
+  <w:style w:type="character" w:customStyle="1" w:styleId="132">
     <w:name w:val="标题 7 Char5"/>
     <w:basedOn w:val="19"/>
     <w:autoRedefine/>
@@ -6209,7 +6801,7 @@
       <w:szCs w:val="24"/>
     </w:rPr>
   </w:style>
-  <w:style w:type="character" w:customStyle="1" w:styleId="132">
+  <w:style w:type="character" w:customStyle="1" w:styleId="133">
     <w:name w:val="标题 8 Char5"/>
     <w:basedOn w:val="19"/>
     <w:autoRedefine/>
@@ -6221,7 +6813,7 @@
       <w:szCs w:val="24"/>
     </w:rPr>
   </w:style>
-  <w:style w:type="character" w:customStyle="1" w:styleId="133">
+  <w:style w:type="character" w:customStyle="1" w:styleId="134">
     <w:name w:val="标题 9 Char5"/>
     <w:basedOn w:val="19"/>
     <w:autoRedefine/>
@@ -6232,7 +6824,7 @@
       <w:szCs w:val="21"/>
     </w:rPr>
   </w:style>
-  <w:style w:type="character" w:customStyle="1" w:styleId="134">
+  <w:style w:type="character" w:customStyle="1" w:styleId="135">
     <w:name w:val="页眉 Char6"/>
     <w:basedOn w:val="19"/>
     <w:autoRedefine/>
@@ -6243,7 +6835,7 @@
       <w:szCs w:val="18"/>
     </w:rPr>
   </w:style>
-  <w:style w:type="character" w:customStyle="1" w:styleId="135">
+  <w:style w:type="character" w:customStyle="1" w:styleId="136">
     <w:name w:val="页脚 Char6"/>
     <w:basedOn w:val="19"/>
     <w:autoRedefine/>
@@ -6254,14 +6846,14 @@
       <w:szCs w:val="18"/>
     </w:rPr>
   </w:style>
-  <w:style w:type="character" w:customStyle="1" w:styleId="136">
+  <w:style w:type="character" w:customStyle="1" w:styleId="137">
     <w:name w:val="apple-style-span2"/>
     <w:basedOn w:val="19"/>
     <w:autoRedefine/>
     <w:qFormat/>
     <w:uiPriority w:val="0"/>
   </w:style>
-  <w:style w:type="character" w:customStyle="1" w:styleId="137">
+  <w:style w:type="character" w:customStyle="1" w:styleId="138">
     <w:name w:val="批注框文本 Char5"/>
     <w:basedOn w:val="19"/>
     <w:autoRedefine/>
@@ -6273,7 +6865,7 @@
       <w:szCs w:val="18"/>
     </w:rPr>
   </w:style>
-  <w:style w:type="character" w:customStyle="1" w:styleId="138">
+  <w:style w:type="character" w:customStyle="1" w:styleId="139">
     <w:name w:val="标题 1 Char7"/>
     <w:basedOn w:val="19"/>
     <w:autoRedefine/>
@@ -6288,7 +6880,7 @@
       <w:szCs w:val="44"/>
     </w:rPr>
   </w:style>
-  <w:style w:type="character" w:customStyle="1" w:styleId="139">
+  <w:style w:type="character" w:customStyle="1" w:styleId="140">
     <w:name w:val="标题 2 Char6"/>
     <w:basedOn w:val="19"/>
     <w:autoRedefine/>
@@ -6302,7 +6894,7 @@
       <w:szCs w:val="32"/>
     </w:rPr>
   </w:style>
-  <w:style w:type="character" w:customStyle="1" w:styleId="140">
+  <w:style w:type="character" w:customStyle="1" w:styleId="141">
     <w:name w:val="标题 3 Char6"/>
     <w:basedOn w:val="19"/>
     <w:autoRedefine/>
@@ -6316,7 +6908,7 @@
       <w:szCs w:val="32"/>
     </w:rPr>
   </w:style>
-  <w:style w:type="character" w:customStyle="1" w:styleId="141">
+  <w:style w:type="character" w:customStyle="1" w:styleId="142">
     <w:name w:val="标题 4 Char6"/>
     <w:basedOn w:val="19"/>
     <w:autoRedefine/>
@@ -6330,7 +6922,7 @@
       <w:szCs w:val="28"/>
     </w:rPr>
   </w:style>
-  <w:style w:type="character" w:customStyle="1" w:styleId="142">
+  <w:style w:type="character" w:customStyle="1" w:styleId="143">
     <w:name w:val="标题 5 Char6"/>
     <w:basedOn w:val="19"/>
     <w:autoRedefine/>
@@ -6344,7 +6936,7 @@
       <w:szCs w:val="28"/>
     </w:rPr>
   </w:style>
-  <w:style w:type="character" w:customStyle="1" w:styleId="143">
+  <w:style w:type="character" w:customStyle="1" w:styleId="144">
     <w:name w:val="标题 6 Char6"/>
     <w:basedOn w:val="19"/>
     <w:autoRedefine/>
@@ -6358,7 +6950,7 @@
       <w:szCs w:val="24"/>
     </w:rPr>
   </w:style>
-  <w:style w:type="character" w:customStyle="1" w:styleId="144">
+  <w:style w:type="character" w:customStyle="1" w:styleId="145">
     <w:name w:val="标题 7 Char6"/>
     <w:basedOn w:val="19"/>
     <w:autoRedefine/>
@@ -6372,7 +6964,7 @@
       <w:szCs w:val="24"/>
     </w:rPr>
   </w:style>
-  <w:style w:type="character" w:customStyle="1" w:styleId="145">
+  <w:style w:type="character" w:customStyle="1" w:styleId="146">
     <w:name w:val="标题 8 Char6"/>
     <w:basedOn w:val="19"/>
     <w:autoRedefine/>
@@ -6384,7 +6976,7 @@
       <w:szCs w:val="24"/>
     </w:rPr>
   </w:style>
-  <w:style w:type="character" w:customStyle="1" w:styleId="146">
+  <w:style w:type="character" w:customStyle="1" w:styleId="147">
     <w:name w:val="标题 9 Char6"/>
     <w:basedOn w:val="19"/>
     <w:autoRedefine/>
@@ -6395,7 +6987,7 @@
       <w:szCs w:val="21"/>
     </w:rPr>
   </w:style>
-  <w:style w:type="character" w:customStyle="1" w:styleId="147">
+  <w:style w:type="character" w:customStyle="1" w:styleId="148">
     <w:name w:val="页眉 Char7"/>
     <w:basedOn w:val="19"/>
     <w:autoRedefine/>
@@ -6406,7 +6998,7 @@
       <w:szCs w:val="18"/>
     </w:rPr>
   </w:style>
-  <w:style w:type="character" w:customStyle="1" w:styleId="148">
+  <w:style w:type="character" w:customStyle="1" w:styleId="149">
     <w:name w:val="页脚 Char7"/>
     <w:basedOn w:val="19"/>
     <w:autoRedefine/>
@@ -6417,14 +7009,14 @@
       <w:szCs w:val="18"/>
     </w:rPr>
   </w:style>
-  <w:style w:type="character" w:customStyle="1" w:styleId="149">
+  <w:style w:type="character" w:customStyle="1" w:styleId="150">
     <w:name w:val="apple-style-span3"/>
     <w:basedOn w:val="19"/>
     <w:autoRedefine/>
     <w:qFormat/>
     <w:uiPriority w:val="0"/>
   </w:style>
-  <w:style w:type="character" w:customStyle="1" w:styleId="150">
+  <w:style w:type="character" w:customStyle="1" w:styleId="151">
     <w:name w:val="批注框文本 Char6"/>
     <w:basedOn w:val="19"/>
     <w:autoRedefine/>
@@ -6436,7 +7028,7 @@
       <w:szCs w:val="18"/>
     </w:rPr>
   </w:style>
-  <w:style w:type="character" w:customStyle="1" w:styleId="151">
+  <w:style w:type="character" w:customStyle="1" w:styleId="152">
     <w:name w:val="标题 1 Char8"/>
     <w:basedOn w:val="19"/>
     <w:autoRedefine/>
@@ -6451,7 +7043,7 @@
       <w:szCs w:val="44"/>
     </w:rPr>
   </w:style>
-  <w:style w:type="character" w:customStyle="1" w:styleId="152">
+  <w:style w:type="character" w:customStyle="1" w:styleId="153">
     <w:name w:val="标题 2 Char7"/>
     <w:basedOn w:val="19"/>
     <w:autoRedefine/>
@@ -6465,7 +7057,7 @@
       <w:szCs w:val="32"/>
     </w:rPr>
   </w:style>
-  <w:style w:type="character" w:customStyle="1" w:styleId="153">
+  <w:style w:type="character" w:customStyle="1" w:styleId="154">
     <w:name w:val="标题 3 Char7"/>
     <w:basedOn w:val="19"/>
     <w:autoRedefine/>
@@ -6479,7 +7071,7 @@
       <w:szCs w:val="32"/>
     </w:rPr>
   </w:style>
-  <w:style w:type="character" w:customStyle="1" w:styleId="154">
+  <w:style w:type="character" w:customStyle="1" w:styleId="155">
     <w:name w:val="标题 4 Char7"/>
     <w:basedOn w:val="19"/>
     <w:autoRedefine/>
@@ -6493,7 +7085,7 @@
       <w:szCs w:val="28"/>
     </w:rPr>
   </w:style>
-  <w:style w:type="character" w:customStyle="1" w:styleId="155">
+  <w:style w:type="character" w:customStyle="1" w:styleId="156">
     <w:name w:val="标题 5 Char7"/>
     <w:basedOn w:val="19"/>
     <w:autoRedefine/>
@@ -6507,7 +7099,7 @@
       <w:szCs w:val="28"/>
     </w:rPr>
   </w:style>
-  <w:style w:type="character" w:customStyle="1" w:styleId="156">
+  <w:style w:type="character" w:customStyle="1" w:styleId="157">
     <w:name w:val="标题 6 Char7"/>
     <w:basedOn w:val="19"/>
     <w:autoRedefine/>
@@ -6521,7 +7113,7 @@
       <w:szCs w:val="24"/>
     </w:rPr>
   </w:style>
-  <w:style w:type="character" w:customStyle="1" w:styleId="157">
+  <w:style w:type="character" w:customStyle="1" w:styleId="158">
     <w:name w:val="标题 7 Char7"/>
     <w:basedOn w:val="19"/>
     <w:autoRedefine/>
@@ -6535,7 +7127,7 @@
       <w:szCs w:val="24"/>
     </w:rPr>
   </w:style>
-  <w:style w:type="character" w:customStyle="1" w:styleId="158">
+  <w:style w:type="character" w:customStyle="1" w:styleId="159">
     <w:name w:val="标题 8 Char7"/>
     <w:basedOn w:val="19"/>
     <w:autoRedefine/>
@@ -6547,7 +7139,7 @@
       <w:szCs w:val="24"/>
     </w:rPr>
   </w:style>
-  <w:style w:type="character" w:customStyle="1" w:styleId="159">
+  <w:style w:type="character" w:customStyle="1" w:styleId="160">
     <w:name w:val="标题 9 Char7"/>
     <w:basedOn w:val="19"/>
     <w:autoRedefine/>
@@ -6558,7 +7150,7 @@
       <w:szCs w:val="21"/>
     </w:rPr>
   </w:style>
-  <w:style w:type="character" w:customStyle="1" w:styleId="160">
+  <w:style w:type="character" w:customStyle="1" w:styleId="161">
     <w:name w:val="页眉 Char8"/>
     <w:basedOn w:val="19"/>
     <w:autoRedefine/>
@@ -6569,7 +7161,7 @@
       <w:szCs w:val="18"/>
     </w:rPr>
   </w:style>
-  <w:style w:type="character" w:customStyle="1" w:styleId="161">
+  <w:style w:type="character" w:customStyle="1" w:styleId="162">
     <w:name w:val="页脚 Char8"/>
     <w:basedOn w:val="19"/>
     <w:autoRedefine/>
@@ -6580,14 +7172,14 @@
       <w:szCs w:val="18"/>
     </w:rPr>
   </w:style>
-  <w:style w:type="character" w:customStyle="1" w:styleId="162">
+  <w:style w:type="character" w:customStyle="1" w:styleId="163">
     <w:name w:val="apple-style-span4"/>
     <w:basedOn w:val="19"/>
     <w:autoRedefine/>
     <w:qFormat/>
     <w:uiPriority w:val="0"/>
   </w:style>
-  <w:style w:type="character" w:customStyle="1" w:styleId="163">
+  <w:style w:type="character" w:customStyle="1" w:styleId="164">
     <w:name w:val="批注框文本 Char7"/>
     <w:basedOn w:val="19"/>
     <w:autoRedefine/>
@@ -6599,20 +7191,20 @@
       <w:szCs w:val="18"/>
     </w:rPr>
   </w:style>
-  <w:style w:type="character" w:customStyle="1" w:styleId="164">
+  <w:style w:type="character" w:customStyle="1" w:styleId="165">
     <w:name w:val="jrnl1"/>
     <w:basedOn w:val="19"/>
     <w:autoRedefine/>
     <w:qFormat/>
     <w:uiPriority w:val="0"/>
   </w:style>
-  <w:style w:type="character" w:customStyle="1" w:styleId="165">
+  <w:style w:type="character" w:customStyle="1" w:styleId="166">
     <w:name w:val="src11"/>
     <w:autoRedefine/>
     <w:qFormat/>
     <w:uiPriority w:val="0"/>
   </w:style>
-  <w:style w:type="character" w:customStyle="1" w:styleId="166">
+  <w:style w:type="character" w:customStyle="1" w:styleId="167">
     <w:name w:val="A81"/>
     <w:autoRedefine/>
     <w:qFormat/>
@@ -6624,7 +7216,7 @@
       <w:szCs w:val="20"/>
     </w:rPr>
   </w:style>
-  <w:style w:type="character" w:customStyle="1" w:styleId="167">
+  <w:style w:type="character" w:customStyle="1" w:styleId="168">
     <w:name w:val="页眉 Char9"/>
     <w:basedOn w:val="19"/>
     <w:autoRedefine/>
@@ -6635,7 +7227,7 @@
       <w:szCs w:val="18"/>
     </w:rPr>
   </w:style>
-  <w:style w:type="character" w:customStyle="1" w:styleId="168">
+  <w:style w:type="character" w:customStyle="1" w:styleId="169">
     <w:name w:val="页脚 Char9"/>
     <w:basedOn w:val="19"/>
     <w:autoRedefine/>
@@ -6646,7 +7238,7 @@
       <w:szCs w:val="18"/>
     </w:rPr>
   </w:style>
-  <w:style w:type="character" w:customStyle="1" w:styleId="169">
+  <w:style w:type="character" w:customStyle="1" w:styleId="170">
     <w:name w:val="批注框文本 Char8"/>
     <w:basedOn w:val="19"/>
     <w:autoRedefine/>
@@ -6658,7 +7250,7 @@
       <w:szCs w:val="18"/>
     </w:rPr>
   </w:style>
-  <w:style w:type="paragraph" w:customStyle="1" w:styleId="170">
+  <w:style w:type="paragraph" w:customStyle="1" w:styleId="171">
     <w:name w:val="列出段落14"/>
     <w:basedOn w:val="1"/>
     <w:autoRedefine/>
@@ -6668,7 +7260,7 @@
       <w:ind w:firstLine="420" w:firstLineChars="200"/>
     </w:pPr>
   </w:style>
-  <w:style w:type="paragraph" w:customStyle="1" w:styleId="171">
+  <w:style w:type="paragraph" w:customStyle="1" w:styleId="172">
     <w:name w:val="列出段落24"/>
     <w:basedOn w:val="1"/>
     <w:autoRedefine/>
@@ -6678,7 +7270,7 @@
       <w:ind w:firstLine="420" w:firstLineChars="200"/>
     </w:pPr>
   </w:style>
-  <w:style w:type="character" w:customStyle="1" w:styleId="172">
+  <w:style w:type="character" w:customStyle="1" w:styleId="173">
     <w:name w:val="标题 1 Char9"/>
     <w:basedOn w:val="19"/>
     <w:autoRedefine/>
@@ -6692,7 +7284,7 @@
       <w:szCs w:val="44"/>
     </w:rPr>
   </w:style>
-  <w:style w:type="character" w:customStyle="1" w:styleId="173">
+  <w:style w:type="character" w:customStyle="1" w:styleId="174">
     <w:name w:val="标题 2 Char8"/>
     <w:basedOn w:val="19"/>
     <w:autoRedefine/>
@@ -6706,7 +7298,7 @@
       <w:szCs w:val="32"/>
     </w:rPr>
   </w:style>
-  <w:style w:type="character" w:customStyle="1" w:styleId="174">
+  <w:style w:type="character" w:customStyle="1" w:styleId="175">
     <w:name w:val="标题 3 Char8"/>
     <w:basedOn w:val="19"/>
     <w:autoRedefine/>
@@ -6720,7 +7312,7 @@
       <w:szCs w:val="32"/>
     </w:rPr>
   </w:style>
-  <w:style w:type="character" w:customStyle="1" w:styleId="175">
+  <w:style w:type="character" w:customStyle="1" w:styleId="176">
     <w:name w:val="标题 4 Char8"/>
     <w:basedOn w:val="19"/>
     <w:autoRedefine/>
@@ -6734,7 +7326,7 @@
       <w:szCs w:val="28"/>
     </w:rPr>
   </w:style>
-  <w:style w:type="character" w:customStyle="1" w:styleId="176">
+  <w:style w:type="character" w:customStyle="1" w:styleId="177">
     <w:name w:val="标题 5 Char8"/>
     <w:basedOn w:val="19"/>
     <w:autoRedefine/>
@@ -6748,7 +7340,7 @@
       <w:szCs w:val="28"/>
     </w:rPr>
   </w:style>
-  <w:style w:type="character" w:customStyle="1" w:styleId="177">
+  <w:style w:type="character" w:customStyle="1" w:styleId="178">
     <w:name w:val="标题 6 Char8"/>
     <w:basedOn w:val="19"/>
     <w:autoRedefine/>
@@ -6762,7 +7354,7 @@
       <w:szCs w:val="24"/>
     </w:rPr>
   </w:style>
-  <w:style w:type="character" w:customStyle="1" w:styleId="178">
+  <w:style w:type="character" w:customStyle="1" w:styleId="179">
     <w:name w:val="标题 7 Char8"/>
     <w:basedOn w:val="19"/>
     <w:autoRedefine/>
@@ -6776,7 +7368,7 @@
       <w:szCs w:val="24"/>
     </w:rPr>
   </w:style>
-  <w:style w:type="character" w:customStyle="1" w:styleId="179">
+  <w:style w:type="character" w:customStyle="1" w:styleId="180">
     <w:name w:val="标题 8 Char8"/>
     <w:basedOn w:val="19"/>
     <w:autoRedefine/>
@@ -6788,7 +7380,7 @@
       <w:szCs w:val="24"/>
     </w:rPr>
   </w:style>
-  <w:style w:type="character" w:customStyle="1" w:styleId="180">
+  <w:style w:type="character" w:customStyle="1" w:styleId="181">
     <w:name w:val="标题 9 Char8"/>
     <w:basedOn w:val="19"/>
     <w:autoRedefine/>
@@ -6800,7 +7392,7 @@
       <w:szCs w:val="21"/>
     </w:rPr>
   </w:style>
-  <w:style w:type="paragraph" w:customStyle="1" w:styleId="181">
+  <w:style w:type="paragraph" w:customStyle="1" w:styleId="182">
     <w:name w:val="text2"/>
     <w:basedOn w:val="1"/>
     <w:autoRedefine/>
@@ -6817,7 +7409,7 @@
       <w:szCs w:val="24"/>
     </w:rPr>
   </w:style>
-  <w:style w:type="character" w:customStyle="1" w:styleId="182">
+  <w:style w:type="character" w:customStyle="1" w:styleId="183">
     <w:name w:val="页眉 字符1"/>
     <w:basedOn w:val="19"/>
     <w:autoRedefine/>
@@ -6828,7 +7420,7 @@
       <w:szCs w:val="18"/>
     </w:rPr>
   </w:style>
-  <w:style w:type="character" w:customStyle="1" w:styleId="183">
+  <w:style w:type="character" w:customStyle="1" w:styleId="184">
     <w:name w:val="页脚 字符2"/>
     <w:basedOn w:val="19"/>
     <w:autoRedefine/>
@@ -6839,7 +7431,7 @@
       <w:szCs w:val="18"/>
     </w:rPr>
   </w:style>
-  <w:style w:type="character" w:customStyle="1" w:styleId="184">
+  <w:style w:type="character" w:customStyle="1" w:styleId="185">
     <w:name w:val="批注框文本 字符2"/>
     <w:basedOn w:val="19"/>
     <w:autoRedefine/>
@@ -6851,7 +7443,7 @@
       <w:szCs w:val="18"/>
     </w:rPr>
   </w:style>
-  <w:style w:type="paragraph" w:customStyle="1" w:styleId="185">
+  <w:style w:type="paragraph" w:customStyle="1" w:styleId="186">
     <w:name w:val="列出段落15"/>
     <w:basedOn w:val="1"/>
     <w:autoRedefine/>
@@ -6861,7 +7453,7 @@
       <w:ind w:firstLine="420" w:firstLineChars="200"/>
     </w:pPr>
   </w:style>
-  <w:style w:type="paragraph" w:customStyle="1" w:styleId="186">
+  <w:style w:type="paragraph" w:customStyle="1" w:styleId="187">
     <w:name w:val="列出段落25"/>
     <w:basedOn w:val="1"/>
     <w:autoRedefine/>
@@ -6871,7 +7463,7 @@
       <w:ind w:firstLine="420" w:firstLineChars="200"/>
     </w:pPr>
   </w:style>
-  <w:style w:type="character" w:customStyle="1" w:styleId="187">
+  <w:style w:type="character" w:customStyle="1" w:styleId="188">
     <w:name w:val="标题 1 字符2"/>
     <w:basedOn w:val="19"/>
     <w:autoRedefine/>
@@ -6885,7 +7477,7 @@
       <w:szCs w:val="44"/>
     </w:rPr>
   </w:style>
-  <w:style w:type="character" w:customStyle="1" w:styleId="188">
+  <w:style w:type="character" w:customStyle="1" w:styleId="189">
     <w:name w:val="标题 2 字符2"/>
     <w:basedOn w:val="19"/>
     <w:autoRedefine/>
@@ -6899,7 +7491,7 @@
       <w:szCs w:val="32"/>
     </w:rPr>
   </w:style>
-  <w:style w:type="character" w:customStyle="1" w:styleId="189">
+  <w:style w:type="character" w:customStyle="1" w:styleId="190">
     <w:name w:val="标题 3 字符2"/>
     <w:basedOn w:val="19"/>
     <w:autoRedefine/>
@@ -6913,7 +7505,7 @@
       <w:szCs w:val="32"/>
     </w:rPr>
   </w:style>
-  <w:style w:type="character" w:customStyle="1" w:styleId="190">
+  <w:style w:type="character" w:customStyle="1" w:styleId="191">
     <w:name w:val="标题 4 字符2"/>
     <w:basedOn w:val="19"/>
     <w:autoRedefine/>
@@ -6927,7 +7519,7 @@
       <w:szCs w:val="28"/>
     </w:rPr>
   </w:style>
-  <w:style w:type="character" w:customStyle="1" w:styleId="191">
+  <w:style w:type="character" w:customStyle="1" w:styleId="192">
     <w:name w:val="标题 5 字符2"/>
     <w:basedOn w:val="19"/>
     <w:autoRedefine/>
@@ -6941,7 +7533,7 @@
       <w:szCs w:val="28"/>
     </w:rPr>
   </w:style>
-  <w:style w:type="character" w:customStyle="1" w:styleId="192">
+  <w:style w:type="character" w:customStyle="1" w:styleId="193">
     <w:name w:val="标题 6 字符2"/>
     <w:basedOn w:val="19"/>
     <w:autoRedefine/>
@@ -6955,7 +7547,7 @@
       <w:szCs w:val="24"/>
     </w:rPr>
   </w:style>
-  <w:style w:type="character" w:customStyle="1" w:styleId="193">
+  <w:style w:type="character" w:customStyle="1" w:styleId="194">
     <w:name w:val="标题 7 字符2"/>
     <w:basedOn w:val="19"/>
     <w:autoRedefine/>
@@ -6969,7 +7561,7 @@
       <w:szCs w:val="24"/>
     </w:rPr>
   </w:style>
-  <w:style w:type="character" w:customStyle="1" w:styleId="194">
+  <w:style w:type="character" w:customStyle="1" w:styleId="195">
     <w:name w:val="标题 8 字符2"/>
     <w:basedOn w:val="19"/>
     <w:autoRedefine/>
@@ -6981,7 +7573,7 @@
       <w:szCs w:val="24"/>
     </w:rPr>
   </w:style>
-  <w:style w:type="character" w:customStyle="1" w:styleId="195">
+  <w:style w:type="character" w:customStyle="1" w:styleId="196">
     <w:name w:val="标题 9 字符2"/>
     <w:basedOn w:val="19"/>
     <w:autoRedefine/>
@@ -6993,7 +7585,7 @@
       <w:szCs w:val="21"/>
     </w:rPr>
   </w:style>
-  <w:style w:type="character" w:customStyle="1" w:styleId="196">
+  <w:style w:type="character" w:customStyle="1" w:styleId="197">
     <w:name w:val="页眉 Char1"/>
     <w:basedOn w:val="19"/>
     <w:link w:val="15"/>
@@ -7005,7 +7597,7 @@
       <w:szCs w:val="18"/>
     </w:rPr>
   </w:style>
-  <w:style w:type="character" w:customStyle="1" w:styleId="197">
+  <w:style w:type="character" w:customStyle="1" w:styleId="198">
     <w:name w:val="页脚 Char1"/>
     <w:basedOn w:val="19"/>
     <w:link w:val="14"/>
@@ -7017,7 +7609,7 @@
       <w:szCs w:val="18"/>
     </w:rPr>
   </w:style>
-  <w:style w:type="character" w:customStyle="1" w:styleId="198">
+  <w:style w:type="character" w:customStyle="1" w:styleId="199">
     <w:name w:val="批注框文本 Char1"/>
     <w:basedOn w:val="19"/>
     <w:link w:val="13"/>
@@ -7030,7 +7622,7 @@
       <w:szCs w:val="18"/>
     </w:rPr>
   </w:style>
-  <w:style w:type="paragraph" w:customStyle="1" w:styleId="199">
+  <w:style w:type="paragraph" w:customStyle="1" w:styleId="200">
     <w:name w:val="列出段落16"/>
     <w:basedOn w:val="1"/>
     <w:autoRedefine/>
@@ -7040,7 +7632,7 @@
       <w:ind w:firstLine="420" w:firstLineChars="200"/>
     </w:pPr>
   </w:style>
-  <w:style w:type="paragraph" w:customStyle="1" w:styleId="200">
+  <w:style w:type="paragraph" w:customStyle="1" w:styleId="201">
     <w:name w:val="列出段落26"/>
     <w:basedOn w:val="1"/>
     <w:autoRedefine/>
@@ -7050,7 +7642,7 @@
       <w:ind w:firstLine="420" w:firstLineChars="200"/>
     </w:pPr>
   </w:style>
-  <w:style w:type="character" w:customStyle="1" w:styleId="201">
+  <w:style w:type="character" w:customStyle="1" w:styleId="202">
     <w:name w:val="标题 1 Char1"/>
     <w:basedOn w:val="19"/>
     <w:link w:val="2"/>
@@ -7066,7 +7658,7 @@
       <w:szCs w:val="44"/>
     </w:rPr>
   </w:style>
-  <w:style w:type="character" w:customStyle="1" w:styleId="202">
+  <w:style w:type="character" w:customStyle="1" w:styleId="203">
     <w:name w:val="标题 2 Char1"/>
     <w:basedOn w:val="19"/>
     <w:link w:val="3"/>
@@ -7082,7 +7674,7 @@
       <w:szCs w:val="32"/>
     </w:rPr>
   </w:style>
-  <w:style w:type="character" w:customStyle="1" w:styleId="203">
+  <w:style w:type="character" w:customStyle="1" w:styleId="204">
     <w:name w:val="标题 3 Char1"/>
     <w:basedOn w:val="19"/>
     <w:link w:val="4"/>
@@ -7098,7 +7690,7 @@
       <w:szCs w:val="32"/>
     </w:rPr>
   </w:style>
-  <w:style w:type="character" w:customStyle="1" w:styleId="204">
+  <w:style w:type="character" w:customStyle="1" w:styleId="205">
     <w:name w:val="标题 4 Char1"/>
     <w:basedOn w:val="19"/>
     <w:link w:val="5"/>
@@ -7114,7 +7706,7 @@
       <w:szCs w:val="28"/>
     </w:rPr>
   </w:style>
-  <w:style w:type="character" w:customStyle="1" w:styleId="205">
+  <w:style w:type="character" w:customStyle="1" w:styleId="206">
     <w:name w:val="标题 5 Char1"/>
     <w:basedOn w:val="19"/>
     <w:link w:val="6"/>
@@ -7130,7 +7722,7 @@
       <w:szCs w:val="28"/>
     </w:rPr>
   </w:style>
-  <w:style w:type="character" w:customStyle="1" w:styleId="206">
+  <w:style w:type="character" w:customStyle="1" w:styleId="207">
     <w:name w:val="标题 6 Char1"/>
     <w:basedOn w:val="19"/>
     <w:link w:val="7"/>
@@ -7146,7 +7738,7 @@
       <w:szCs w:val="24"/>
     </w:rPr>
   </w:style>
-  <w:style w:type="character" w:customStyle="1" w:styleId="207">
+  <w:style w:type="character" w:customStyle="1" w:styleId="208">
     <w:name w:val="标题 7 Char1"/>
     <w:basedOn w:val="19"/>
     <w:link w:val="8"/>
@@ -7161,7 +7753,7 @@
       <w:szCs w:val="24"/>
     </w:rPr>
   </w:style>
-  <w:style w:type="character" w:customStyle="1" w:styleId="208">
+  <w:style w:type="character" w:customStyle="1" w:styleId="209">
     <w:name w:val="标题 8 Char1"/>
     <w:basedOn w:val="19"/>
     <w:link w:val="9"/>
@@ -7175,7 +7767,7 @@
       <w:szCs w:val="24"/>
     </w:rPr>
   </w:style>
-  <w:style w:type="character" w:customStyle="1" w:styleId="209">
+  <w:style w:type="character" w:customStyle="1" w:styleId="210">
     <w:name w:val="标题 9 Char1"/>
     <w:basedOn w:val="19"/>
     <w:link w:val="10"/>
@@ -7189,7 +7781,7 @@
       <w:szCs w:val="21"/>
     </w:rPr>
   </w:style>
-  <w:style w:type="paragraph" w:customStyle="1" w:styleId="210">
+  <w:style w:type="paragraph" w:customStyle="1" w:styleId="211">
     <w:name w:val="text3"/>
     <w:basedOn w:val="1"/>
     <w:autoRedefine/>
@@ -7207,7 +7799,7 @@
       <w:szCs w:val="24"/>
     </w:rPr>
   </w:style>
-  <w:style w:type="character" w:customStyle="1" w:styleId="211">
+  <w:style w:type="character" w:customStyle="1" w:styleId="212">
     <w:name w:val="批注文字 Char"/>
     <w:basedOn w:val="19"/>
     <w:link w:val="11"/>
@@ -7221,7 +7813,7 @@
       <w:lang w:val="zh-CN" w:bidi="zh-CN"/>
     </w:rPr>
   </w:style>
-  <w:style w:type="paragraph" w:customStyle="1" w:styleId="212">
+  <w:style w:type="paragraph" w:customStyle="1" w:styleId="213">
     <w:name w:val="Table Paragraph"/>
     <w:basedOn w:val="1"/>
     <w:autoRedefine/>
@@ -7239,7 +7831,7 @@
       <w:lang w:val="zh-CN" w:bidi="zh-CN"/>
     </w:rPr>
   </w:style>
-  <w:style w:type="character" w:customStyle="1" w:styleId="213">
+  <w:style w:type="character" w:customStyle="1" w:styleId="214">
     <w:name w:val="正文文本 Char"/>
     <w:basedOn w:val="19"/>
     <w:link w:val="12"/>
@@ -7253,10 +7845,10 @@
       <w:lang w:val="zh-CN" w:bidi="zh-CN"/>
     </w:rPr>
   </w:style>
-  <w:style w:type="paragraph" w:customStyle="1" w:styleId="214">
+  <w:style w:type="paragraph" w:customStyle="1" w:styleId="215">
     <w:name w:val="basic"/>
     <w:basedOn w:val="1"/>
-    <w:link w:val="216"/>
+    <w:link w:val="217"/>
     <w:autoRedefine/>
     <w:qFormat/>
     <w:uiPriority w:val="0"/>
@@ -7268,10 +7860,10 @@
       <w:szCs w:val="18"/>
     </w:rPr>
   </w:style>
-  <w:style w:type="paragraph" w:customStyle="1" w:styleId="215">
+  <w:style w:type="paragraph" w:customStyle="1" w:styleId="216">
     <w:name w:val="qc"/>
     <w:basedOn w:val="1"/>
-    <w:link w:val="218"/>
+    <w:link w:val="219"/>
     <w:autoRedefine/>
     <w:qFormat/>
     <w:uiPriority w:val="0"/>
@@ -7287,10 +7879,10 @@
       <w:szCs w:val="18"/>
     </w:rPr>
   </w:style>
-  <w:style w:type="character" w:customStyle="1" w:styleId="216">
+  <w:style w:type="character" w:customStyle="1" w:styleId="217">
     <w:name w:val="basic Char"/>
     <w:basedOn w:val="19"/>
-    <w:link w:val="214"/>
+    <w:link w:val="215"/>
     <w:autoRedefine/>
     <w:qFormat/>
     <w:uiPriority w:val="0"/>
@@ -7303,10 +7895,10 @@
       <w:szCs w:val="18"/>
     </w:rPr>
   </w:style>
-  <w:style w:type="paragraph" w:customStyle="1" w:styleId="217">
+  <w:style w:type="paragraph" w:customStyle="1" w:styleId="218">
     <w:name w:val="tps"/>
     <w:basedOn w:val="1"/>
-    <w:link w:val="220"/>
+    <w:link w:val="221"/>
     <w:autoRedefine/>
     <w:qFormat/>
     <w:uiPriority w:val="0"/>
@@ -7320,10 +7912,10 @@
       <w:szCs w:val="18"/>
     </w:rPr>
   </w:style>
-  <w:style w:type="character" w:customStyle="1" w:styleId="218">
+  <w:style w:type="character" w:customStyle="1" w:styleId="219">
     <w:name w:val="qc Char"/>
     <w:basedOn w:val="19"/>
-    <w:link w:val="215"/>
+    <w:link w:val="216"/>
     <w:autoRedefine/>
     <w:qFormat/>
     <w:uiPriority w:val="0"/>
@@ -7336,10 +7928,10 @@
       <w:szCs w:val="18"/>
     </w:rPr>
   </w:style>
-  <w:style w:type="paragraph" w:customStyle="1" w:styleId="219">
+  <w:style w:type="paragraph" w:customStyle="1" w:styleId="220">
     <w:name w:val="image"/>
     <w:basedOn w:val="1"/>
-    <w:link w:val="222"/>
+    <w:link w:val="223"/>
     <w:autoRedefine/>
     <w:qFormat/>
     <w:uiPriority w:val="0"/>
@@ -7352,10 +7944,10 @@
       <w:szCs w:val="18"/>
     </w:rPr>
   </w:style>
-  <w:style w:type="character" w:customStyle="1" w:styleId="220">
+  <w:style w:type="character" w:customStyle="1" w:styleId="221">
     <w:name w:val="tps Char"/>
     <w:basedOn w:val="19"/>
-    <w:link w:val="217"/>
+    <w:link w:val="218"/>
     <w:autoRedefine/>
     <w:qFormat/>
     <w:uiPriority w:val="0"/>
@@ -7366,10 +7958,10 @@
       <w:szCs w:val="18"/>
     </w:rPr>
   </w:style>
-  <w:style w:type="paragraph" w:customStyle="1" w:styleId="221">
+  <w:style w:type="paragraph" w:customStyle="1" w:styleId="222">
     <w:name w:val="reportdate"/>
     <w:basedOn w:val="1"/>
-    <w:link w:val="224"/>
+    <w:link w:val="225"/>
     <w:autoRedefine/>
     <w:qFormat/>
     <w:uiPriority w:val="0"/>
@@ -7385,10 +7977,10 @@
       <w:szCs w:val="16"/>
     </w:rPr>
   </w:style>
-  <w:style w:type="character" w:customStyle="1" w:styleId="222">
+  <w:style w:type="character" w:customStyle="1" w:styleId="223">
     <w:name w:val="image Char"/>
     <w:basedOn w:val="19"/>
-    <w:link w:val="219"/>
+    <w:link w:val="220"/>
     <w:autoRedefine/>
     <w:qFormat/>
     <w:uiPriority w:val="0"/>
@@ -7399,10 +7991,10 @@
       <w:szCs w:val="18"/>
     </w:rPr>
   </w:style>
-  <w:style w:type="paragraph" w:customStyle="1" w:styleId="223">
+  <w:style w:type="paragraph" w:customStyle="1" w:styleId="224">
     <w:name w:val="imageaudit"/>
     <w:basedOn w:val="1"/>
-    <w:link w:val="225"/>
+    <w:link w:val="226"/>
     <w:autoRedefine/>
     <w:qFormat/>
     <w:uiPriority w:val="0"/>
@@ -7412,10 +8004,10 @@
       <w:jc w:val="left"/>
     </w:pPr>
   </w:style>
-  <w:style w:type="character" w:customStyle="1" w:styleId="224">
+  <w:style w:type="character" w:customStyle="1" w:styleId="225">
     <w:name w:val="reportdate Char"/>
     <w:basedOn w:val="19"/>
-    <w:link w:val="221"/>
+    <w:link w:val="222"/>
     <w:autoRedefine/>
     <w:qFormat/>
     <w:uiPriority w:val="0"/>
@@ -7427,10 +8019,10 @@
       <w:szCs w:val="16"/>
     </w:rPr>
   </w:style>
-  <w:style w:type="character" w:customStyle="1" w:styleId="225">
+  <w:style w:type="character" w:customStyle="1" w:styleId="226">
     <w:name w:val="imageaudit Char"/>
     <w:basedOn w:val="19"/>
-    <w:link w:val="223"/>
+    <w:link w:val="224"/>
     <w:autoRedefine/>
     <w:qFormat/>
     <w:uiPriority w:val="0"/>
@@ -7440,10 +8032,10 @@
       <w:szCs w:val="22"/>
     </w:rPr>
   </w:style>
-  <w:style w:type="paragraph" w:customStyle="1" w:styleId="226">
+  <w:style w:type="paragraph" w:customStyle="1" w:styleId="227">
     <w:name w:val="rptdate"/>
     <w:basedOn w:val="1"/>
-    <w:link w:val="227"/>
+    <w:link w:val="228"/>
     <w:autoRedefine/>
     <w:qFormat/>
     <w:uiPriority w:val="0"/>
@@ -7459,10 +8051,10 @@
       <w:szCs w:val="16"/>
     </w:rPr>
   </w:style>
-  <w:style w:type="character" w:customStyle="1" w:styleId="227">
+  <w:style w:type="character" w:customStyle="1" w:styleId="228">
     <w:name w:val="rptdate Char"/>
     <w:basedOn w:val="19"/>
-    <w:link w:val="226"/>
+    <w:link w:val="227"/>
     <w:autoRedefine/>
     <w:qFormat/>
     <w:uiPriority w:val="0"/>
@@ -7474,10 +8066,10 @@
       <w:szCs w:val="16"/>
     </w:rPr>
   </w:style>
-  <w:style w:type="paragraph" w:customStyle="1" w:styleId="228">
+  <w:style w:type="paragraph" w:customStyle="1" w:styleId="229">
     <w:name w:val="scopeseen"/>
     <w:basedOn w:val="1"/>
-    <w:link w:val="229"/>
+    <w:link w:val="230"/>
     <w:autoRedefine/>
     <w:qFormat/>
     <w:uiPriority w:val="0"/>
@@ -7489,10 +8081,10 @@
       <w:szCs w:val="18"/>
     </w:rPr>
   </w:style>
-  <w:style w:type="character" w:customStyle="1" w:styleId="229">
+  <w:style w:type="character" w:customStyle="1" w:styleId="230">
     <w:name w:val="scopeseen Char"/>
     <w:basedOn w:val="19"/>
-    <w:link w:val="228"/>
+    <w:link w:val="229"/>
     <w:autoRedefine/>
     <w:qFormat/>
     <w:uiPriority w:val="0"/>
@@ -7505,7 +8097,7 @@
       <w:szCs w:val="18"/>
     </w:rPr>
   </w:style>
-  <w:style w:type="table" w:customStyle="1" w:styleId="230">
+  <w:style w:type="table" w:customStyle="1" w:styleId="231">
     <w:name w:val="网格型9"/>
     <w:basedOn w:val="17"/>
     <w:autoRedefine/>
@@ -7535,10 +8127,10 @@
       </w:tblCellMar>
     </w:tblPr>
   </w:style>
-  <w:style w:type="paragraph" w:customStyle="1" w:styleId="231">
+  <w:style w:type="paragraph" w:customStyle="1" w:styleId="232">
     <w:name w:val="rpt"/>
     <w:basedOn w:val="1"/>
-    <w:link w:val="232"/>
+    <w:link w:val="233"/>
     <w:autoRedefine/>
     <w:qFormat/>
     <w:uiPriority w:val="0"/>
@@ -7555,10 +8147,10 @@
       <w:szCs w:val="16"/>
     </w:rPr>
   </w:style>
-  <w:style w:type="character" w:customStyle="1" w:styleId="232">
+  <w:style w:type="character" w:customStyle="1" w:styleId="233">
     <w:name w:val="rpt Char"/>
     <w:basedOn w:val="19"/>
-    <w:link w:val="231"/>
+    <w:link w:val="232"/>
     <w:autoRedefine/>
     <w:qFormat/>
     <w:uiPriority w:val="0"/>
